--- a/docs/resume/FangpingLan-Resume.docx
+++ b/docs/resume/FangpingLan-Resume.docx
@@ -1,6 +1,6 @@
 
 <file path=word/document.xml><?xml version="1.0" encoding="utf-8"?>
-<w:document xmlns:wpc="http://schemas.microsoft.com/office/word/2010/wordprocessingCanvas" xmlns:cx="http://schemas.microsoft.com/office/drawing/2014/chartex" xmlns:cx1="http://schemas.microsoft.com/office/drawing/2015/9/8/chartex" xmlns:cx2="http://schemas.microsoft.com/office/drawing/2015/10/21/chartex" xmlns:cx3="http://schemas.microsoft.com/office/drawing/2016/5/9/chartex" xmlns:cx4="http://schemas.microsoft.com/office/drawing/2016/5/10/chartex" xmlns:cx5="http://schemas.microsoft.com/office/drawing/2016/5/11/chartex" xmlns:cx6="http://schemas.microsoft.com/office/drawing/2016/5/12/chartex" xmlns:cx7="http://schemas.microsoft.com/office/drawing/2016/5/13/chartex" xmlns:cx8="http://schemas.microsoft.com/office/drawing/2016/5/14/chartex" xmlns:mc="http://schemas.openxmlformats.org/markup-compatibility/2006" xmlns:aink="http://schemas.microsoft.com/office/drawing/2016/ink" xmlns:am3d="http://schemas.microsoft.com/office/drawing/2017/model3d" xmlns:o="urn:schemas-microsoft-com:office:office" xmlns:oel="http://schemas.microsoft.com/office/2019/extlst" xmlns:r="http://schemas.openxmlformats.org/officeDocument/2006/relationships" xmlns:m="http://schemas.openxmlformats.org/officeDocument/2006/math" xmlns:v="urn:schemas-microsoft-com:vml" xmlns:wp14="http://schemas.microsoft.com/office/word/2010/wordprocessingDrawing" xmlns:wp="http://schemas.openxmlformats.org/drawingml/2006/wordprocessingDrawing" xmlns:w10="urn:schemas-microsoft-com:office:word" xmlns:w="http://schemas.openxmlformats.org/wordprocessingml/2006/main" xmlns:w14="http://schemas.microsoft.com/office/word/2010/wordml" xmlns:w15="http://schemas.microsoft.com/office/word/2012/wordml" xmlns:w16cex="http://schemas.microsoft.com/office/word/2018/wordml/cex" xmlns:w16cid="http://schemas.microsoft.com/office/word/2016/wordml/cid" xmlns:w16="http://schemas.microsoft.com/office/word/2018/wordml" xmlns:w16du="http://schemas.microsoft.com/office/word/2023/wordml/word16du" xmlns:w16sdtdh="http://schemas.microsoft.com/office/word/2020/wordml/sdtdatahash" xmlns:w16sdtfl="http://schemas.microsoft.com/office/word/2024/wordml/sdtformatlock" xmlns:w16se="http://schemas.microsoft.com/office/word/2015/wordml/symex" xmlns:wpg="http://schemas.microsoft.com/office/word/2010/wordprocessingGroup" xmlns:wpi="http://schemas.microsoft.com/office/word/2010/wordprocessingInk" xmlns:wne="http://schemas.microsoft.com/office/word/2006/wordml" xmlns:wps="http://schemas.microsoft.com/office/word/2010/wordprocessingShape" mc:Ignorable="w14 w15 w16se w16cid w16 w16cex w16sdtdh w16sdtfl w16du wp14">
+<w:document xmlns:wpc="http://schemas.microsoft.com/office/word/2010/wordprocessingCanvas" xmlns:cx="http://schemas.microsoft.com/office/drawing/2014/chartex" xmlns:cx1="http://schemas.microsoft.com/office/drawing/2015/9/8/chartex" xmlns:cx2="http://schemas.microsoft.com/office/drawing/2015/10/21/chartex" xmlns:cx3="http://schemas.microsoft.com/office/drawing/2016/5/9/chartex" xmlns:cx4="http://schemas.microsoft.com/office/drawing/2016/5/10/chartex" xmlns:cx5="http://schemas.microsoft.com/office/drawing/2016/5/11/chartex" xmlns:cx6="http://schemas.microsoft.com/office/drawing/2016/5/12/chartex" xmlns:cx7="http://schemas.microsoft.com/office/drawing/2016/5/13/chartex" xmlns:cx8="http://schemas.microsoft.com/office/drawing/2016/5/14/chartex" xmlns:mc="http://schemas.openxmlformats.org/markup-compatibility/2006" xmlns:m="http://schemas.openxmlformats.org/officeDocument/2006/math" xmlns:aink="http://schemas.microsoft.com/office/drawing/2016/ink" xmlns:am3d="http://schemas.microsoft.com/office/drawing/2017/model3d" xmlns:oel="http://schemas.microsoft.com/office/2019/extlst" xmlns:r="http://schemas.openxmlformats.org/officeDocument/2006/relationships" xmlns:wp14="http://schemas.microsoft.com/office/word/2010/wordprocessingDrawing" xmlns:wp="http://schemas.openxmlformats.org/drawingml/2006/wordprocessingDrawing" xmlns:wpg="http://schemas.microsoft.com/office/word/2010/wordprocessingGroup" xmlns:wpi="http://schemas.microsoft.com/office/word/2010/wordprocessingInk" xmlns:wps="http://schemas.microsoft.com/office/word/2010/wordprocessingShape" xmlns:o="urn:schemas-microsoft-com:office:office" xmlns:v="urn:schemas-microsoft-com:vml" xmlns:w10="urn:schemas-microsoft-com:office:word" xmlns:w="http://schemas.openxmlformats.org/wordprocessingml/2006/main" xmlns:w14="http://schemas.microsoft.com/office/word/2010/wordml" xmlns:w15="http://schemas.microsoft.com/office/word/2012/wordml" xmlns:w16cex="http://schemas.microsoft.com/office/word/2018/wordml/cex" xmlns:w16cid="http://schemas.microsoft.com/office/word/2016/wordml/cid" xmlns:w16="http://schemas.microsoft.com/office/word/2018/wordml" xmlns:w16sdtdh="http://schemas.microsoft.com/office/word/2020/wordml/sdtdatahash" xmlns:w16sdtfl="http://schemas.microsoft.com/office/word/2024/wordml/sdtformatlock" xmlns:w16se="http://schemas.microsoft.com/office/word/2015/wordml/symex" xmlns:w16du="http://schemas.microsoft.com/office/word/2023/wordml/word16du" xmlns:wne="http://schemas.microsoft.com/office/word/2006/wordml" mc:Ignorable="w14 w15 w16se w16cid w16 w16cex w16sdtdh w16sdtfl w16du wp14">
   <w:body>
     <w:p>
       <w:pPr>
@@ -123,6 +123,7 @@
       </w:r>
       <w:r>
         <w:rPr>
+          <w:rFonts w:hint="eastAsia"/>
           <w:sz w:val="22"/>
           <w:szCs w:val="22"/>
         </w:rPr>
@@ -195,7 +196,7 @@
           <w:sz w:val="22"/>
           <w:szCs w:val="22"/>
         </w:rPr>
-        <w:t>Expected Graduate:</w:t>
+        <w:t>Graduate:</w:t>
       </w:r>
       <w:r>
         <w:rPr>
@@ -209,14 +210,35 @@
           <w:sz w:val="22"/>
           <w:szCs w:val="22"/>
         </w:rPr>
-        <w:t>May</w:t>
-      </w:r>
-      <w:r>
-        <w:rPr>
-          <w:sz w:val="22"/>
-          <w:szCs w:val="22"/>
-        </w:rPr>
-        <w:t xml:space="preserve"> 202</w:t>
+        <w:t>Aug</w:t>
+      </w:r>
+      <w:r>
+        <w:rPr>
+          <w:sz w:val="22"/>
+          <w:szCs w:val="22"/>
+        </w:rPr>
+        <w:t>u</w:t>
+      </w:r>
+      <w:r>
+        <w:rPr>
+          <w:sz w:val="22"/>
+          <w:szCs w:val="22"/>
+        </w:rPr>
+        <w:t>st</w:t>
+      </w:r>
+      <w:r>
+        <w:rPr>
+          <w:sz w:val="22"/>
+          <w:szCs w:val="22"/>
+        </w:rPr>
+        <w:t xml:space="preserve"> </w:t>
+      </w:r>
+      <w:r>
+        <w:rPr>
+          <w:sz w:val="22"/>
+          <w:szCs w:val="22"/>
+        </w:rPr>
+        <w:t>202</w:t>
       </w:r>
       <w:r>
         <w:rPr>
@@ -367,21 +389,7 @@
           <w:sz w:val="22"/>
           <w:szCs w:val="22"/>
         </w:rPr>
-        <w:t xml:space="preserve"> Dec</w:t>
-      </w:r>
-      <w:r>
-        <w:rPr>
-          <w:sz w:val="22"/>
-          <w:szCs w:val="22"/>
-        </w:rPr>
-        <w:t>.</w:t>
-      </w:r>
-      <w:r>
-        <w:rPr>
-          <w:sz w:val="22"/>
-          <w:szCs w:val="22"/>
-        </w:rPr>
-        <w:t xml:space="preserve"> 2020</w:t>
+        <w:t xml:space="preserve"> December 2020</w:t>
       </w:r>
     </w:p>
     <w:p>
@@ -660,28 +668,37 @@
           <w:sz w:val="22"/>
           <w:szCs w:val="22"/>
         </w:rPr>
-        <w:t>, Q. Zhang and E.C. Dragut, “</w:t>
-      </w:r>
-      <w:r>
-        <w:rPr>
-          <w:sz w:val="22"/>
-          <w:szCs w:val="22"/>
-        </w:rPr>
-        <w:t>Making Revisions Understandable: A Survey of Edit Intentions, Methods, and Applications</w:t>
-      </w:r>
-      <w:r>
-        <w:rPr>
-          <w:sz w:val="22"/>
-          <w:szCs w:val="22"/>
-        </w:rPr>
-        <w:t>”, ACL’26</w:t>
-      </w:r>
-      <w:r>
-        <w:rPr>
-          <w:sz w:val="22"/>
-          <w:szCs w:val="22"/>
-        </w:rPr>
-        <w:t xml:space="preserve"> Findings</w:t>
+        <w:t>, Q. Zhang and E. C. Dragut, “</w:t>
+      </w:r>
+      <w:proofErr w:type="spellStart"/>
+      <w:r>
+        <w:rPr>
+          <w:sz w:val="22"/>
+          <w:szCs w:val="22"/>
+        </w:rPr>
+        <w:t>CATune</w:t>
+      </w:r>
+      <w:proofErr w:type="spellEnd"/>
+      <w:r>
+        <w:rPr>
+          <w:sz w:val="22"/>
+          <w:szCs w:val="22"/>
+        </w:rPr>
+        <w:t>: Structural Constraint-Aware Bayesian Optimization for DBMS Configuration Tuning</w:t>
+      </w:r>
+      <w:r>
+        <w:rPr>
+          <w:sz w:val="22"/>
+          <w:szCs w:val="22"/>
+        </w:rPr>
+        <w:t xml:space="preserve">”, </w:t>
+      </w:r>
+      <w:r>
+        <w:rPr>
+          <w:sz w:val="22"/>
+          <w:szCs w:val="22"/>
+        </w:rPr>
+        <w:t>PVLDB Volume 19, 2027</w:t>
       </w:r>
     </w:p>
     <w:p>
@@ -700,167 +717,60 @@
       </w:pPr>
       <w:r>
         <w:rPr>
-          <w:sz w:val="22"/>
-          <w:szCs w:val="22"/>
-        </w:rPr>
-        <w:t xml:space="preserve">Q. Zhang, </w:t>
+          <w:b/>
+          <w:bCs/>
+          <w:sz w:val="22"/>
+          <w:szCs w:val="22"/>
+        </w:rPr>
+        <w:t>F</w:t>
+      </w:r>
+      <w:r>
+        <w:rPr>
+          <w:b/>
+          <w:bCs/>
+          <w:sz w:val="22"/>
+          <w:szCs w:val="22"/>
+        </w:rPr>
+        <w:t>.</w:t>
+      </w:r>
+      <w:r>
+        <w:rPr>
+          <w:b/>
+          <w:bCs/>
+          <w:sz w:val="22"/>
+          <w:szCs w:val="22"/>
+        </w:rPr>
+        <w:t xml:space="preserve"> Lan</w:t>
+      </w:r>
+      <w:r>
+        <w:rPr>
+          <w:sz w:val="22"/>
+          <w:szCs w:val="22"/>
+        </w:rPr>
+        <w:t xml:space="preserve">, Q. Zhang and E. C. Dragut, “Demonstrating </w:t>
       </w:r>
       <w:proofErr w:type="spellStart"/>
-      <w:proofErr w:type="gramStart"/>
-      <w:r>
-        <w:rPr>
-          <w:b/>
-          <w:bCs/>
-          <w:sz w:val="22"/>
-          <w:szCs w:val="22"/>
-        </w:rPr>
-        <w:t>F</w:t>
-      </w:r>
-      <w:r>
-        <w:rPr>
-          <w:b/>
-          <w:bCs/>
-          <w:sz w:val="22"/>
-          <w:szCs w:val="22"/>
-        </w:rPr>
-        <w:t>.</w:t>
-      </w:r>
-      <w:r>
-        <w:rPr>
-          <w:b/>
-          <w:bCs/>
-          <w:sz w:val="22"/>
-          <w:szCs w:val="22"/>
-        </w:rPr>
-        <w:t>Lan</w:t>
+      <w:r>
+        <w:rPr>
+          <w:sz w:val="22"/>
+          <w:szCs w:val="22"/>
+        </w:rPr>
+        <w:t>CATune</w:t>
       </w:r>
       <w:proofErr w:type="spellEnd"/>
-      <w:proofErr w:type="gramEnd"/>
-      <w:r>
-        <w:rPr>
-          <w:sz w:val="22"/>
-          <w:szCs w:val="22"/>
-        </w:rPr>
-        <w:t xml:space="preserve">, </w:t>
-      </w:r>
-      <w:r>
-        <w:rPr>
-          <w:sz w:val="22"/>
-          <w:szCs w:val="22"/>
-        </w:rPr>
-        <w:t>C</w:t>
-      </w:r>
-      <w:r>
-        <w:rPr>
-          <w:sz w:val="22"/>
-          <w:szCs w:val="22"/>
-        </w:rPr>
-        <w:t xml:space="preserve">. </w:t>
-      </w:r>
-      <w:r>
-        <w:rPr>
-          <w:sz w:val="22"/>
-          <w:szCs w:val="22"/>
-        </w:rPr>
-        <w:t>Caragea</w:t>
-      </w:r>
-      <w:r>
-        <w:rPr>
-          <w:sz w:val="22"/>
-          <w:szCs w:val="22"/>
-        </w:rPr>
-        <w:t xml:space="preserve">, </w:t>
-      </w:r>
-      <w:r>
-        <w:rPr>
-          <w:sz w:val="22"/>
-          <w:szCs w:val="22"/>
-        </w:rPr>
-        <w:t>L</w:t>
-      </w:r>
-      <w:r>
-        <w:rPr>
-          <w:sz w:val="22"/>
-          <w:szCs w:val="22"/>
-        </w:rPr>
-        <w:t>.</w:t>
-      </w:r>
-      <w:r>
-        <w:rPr>
-          <w:sz w:val="22"/>
-          <w:szCs w:val="22"/>
-        </w:rPr>
-        <w:t xml:space="preserve"> J</w:t>
-      </w:r>
-      <w:r>
-        <w:rPr>
-          <w:sz w:val="22"/>
-          <w:szCs w:val="22"/>
-        </w:rPr>
-        <w:t>.</w:t>
-      </w:r>
-      <w:r>
-        <w:rPr>
-          <w:sz w:val="22"/>
-          <w:szCs w:val="22"/>
-        </w:rPr>
-        <w:t xml:space="preserve"> Latecki</w:t>
-      </w:r>
-      <w:r>
-        <w:rPr>
-          <w:sz w:val="22"/>
-          <w:szCs w:val="22"/>
-        </w:rPr>
-        <w:t xml:space="preserve">, </w:t>
-      </w:r>
-      <w:r>
-        <w:rPr>
-          <w:sz w:val="22"/>
-          <w:szCs w:val="22"/>
-        </w:rPr>
-        <w:t xml:space="preserve">Eduard Dragut </w:t>
-      </w:r>
-      <w:r>
-        <w:rPr>
-          <w:sz w:val="22"/>
-          <w:szCs w:val="22"/>
-        </w:rPr>
-        <w:t>“</w:t>
-      </w:r>
-      <w:r>
-        <w:rPr>
-          <w:sz w:val="22"/>
-          <w:szCs w:val="22"/>
-        </w:rPr>
-        <w:t>Scaling Performance and Low-Resource Annotation with Many-Shot</w:t>
-      </w:r>
-      <w:r>
-        <w:rPr>
-          <w:sz w:val="22"/>
-          <w:szCs w:val="22"/>
-        </w:rPr>
-        <w:t xml:space="preserve"> </w:t>
-      </w:r>
-      <w:r>
-        <w:rPr>
-          <w:sz w:val="22"/>
-          <w:szCs w:val="22"/>
-        </w:rPr>
-        <w:t>In-Context Learning for Named Entity Recognition</w:t>
-      </w:r>
-      <w:r>
-        <w:rPr>
-          <w:sz w:val="22"/>
-          <w:szCs w:val="22"/>
-        </w:rPr>
-        <w:t xml:space="preserve">”, </w:t>
-      </w:r>
-      <w:r>
-        <w:rPr>
-          <w:sz w:val="22"/>
-          <w:szCs w:val="22"/>
-        </w:rPr>
-        <w:t>ACL’26 Findings</w:t>
+      <w:r>
+        <w:rPr>
+          <w:sz w:val="22"/>
+          <w:szCs w:val="22"/>
+        </w:rPr>
+        <w:t>: Structural Constraint-Aware Bayesian Optimization for DBMS Configuration Tuning</w:t>
+      </w:r>
+      <w:r>
+        <w:rPr>
+          <w:sz w:val="22"/>
+          <w:szCs w:val="22"/>
+        </w:rPr>
+        <w:t>”, (VLDB’26, Under Review)</w:t>
       </w:r>
     </w:p>
     <w:p>
@@ -909,14 +819,7 @@
           <w:sz w:val="22"/>
           <w:szCs w:val="22"/>
         </w:rPr>
-        <w:t>, A</w:t>
-      </w:r>
-      <w:r>
-        <w:rPr>
-          <w:sz w:val="22"/>
-          <w:szCs w:val="22"/>
-        </w:rPr>
-        <w:t>.</w:t>
+        <w:t>, Q. Zhang and E.</w:t>
       </w:r>
       <w:r>
         <w:rPr>
@@ -925,56 +828,40 @@
         </w:rPr>
         <w:t xml:space="preserve"> </w:t>
       </w:r>
-      <w:proofErr w:type="spellStart"/>
-      <w:r>
-        <w:rPr>
-          <w:sz w:val="22"/>
-          <w:szCs w:val="22"/>
-        </w:rPr>
-        <w:t>Aljebreen</w:t>
-      </w:r>
-      <w:proofErr w:type="spellEnd"/>
-      <w:r>
-        <w:rPr>
-          <w:sz w:val="22"/>
-          <w:szCs w:val="22"/>
-        </w:rPr>
-        <w:t xml:space="preserve"> and E</w:t>
-      </w:r>
-      <w:r>
-        <w:rPr>
-          <w:sz w:val="22"/>
-          <w:szCs w:val="22"/>
-        </w:rPr>
-        <w:t>.</w:t>
-      </w:r>
-      <w:r>
-        <w:rPr>
-          <w:sz w:val="22"/>
-          <w:szCs w:val="22"/>
-        </w:rPr>
-        <w:t xml:space="preserve"> C. Dragut, “Why They Link: An Intent Taxonomy for Including Hyperlinks in Social Posts”</w:t>
-      </w:r>
-      <w:r>
-        <w:rPr>
-          <w:sz w:val="22"/>
-          <w:szCs w:val="22"/>
-        </w:rPr>
-        <w:t xml:space="preserve">, </w:t>
-      </w:r>
-      <w:r>
-        <w:rPr>
-          <w:sz w:val="22"/>
-          <w:szCs w:val="22"/>
-        </w:rPr>
-        <w:t>18th ACM Web Science Conference 2026</w:t>
-      </w:r>
-      <w:r>
-        <w:rPr>
-          <w:sz w:val="22"/>
-          <w:szCs w:val="22"/>
-        </w:rPr>
-        <w:t xml:space="preserve"> (WebSci’26)</w:t>
+      <w:r>
+        <w:rPr>
+          <w:sz w:val="22"/>
+          <w:szCs w:val="22"/>
+        </w:rPr>
+        <w:t>C. Dragut, “</w:t>
+      </w:r>
+      <w:r>
+        <w:rPr>
+          <w:sz w:val="22"/>
+          <w:szCs w:val="22"/>
+        </w:rPr>
+        <w:t>Making Revisions Understandable: A Survey of Edit Intentions, Methods, and Applications</w:t>
+      </w:r>
+      <w:r>
+        <w:rPr>
+          <w:sz w:val="22"/>
+          <w:szCs w:val="22"/>
+        </w:rPr>
+        <w:t xml:space="preserve">”, </w:t>
+      </w:r>
+      <w:r>
+        <w:rPr>
+          <w:sz w:val="22"/>
+          <w:szCs w:val="22"/>
+        </w:rPr>
+        <w:t xml:space="preserve">Findings of </w:t>
+      </w:r>
+      <w:r>
+        <w:rPr>
+          <w:sz w:val="22"/>
+          <w:szCs w:val="22"/>
+        </w:rPr>
+        <w:t>ACL’26</w:t>
       </w:r>
     </w:p>
     <w:p>
@@ -993,6 +880,15 @@
       </w:pPr>
       <w:r>
         <w:rPr>
+          <w:sz w:val="22"/>
+          <w:szCs w:val="22"/>
+        </w:rPr>
+        <w:t xml:space="preserve">Q. Zhang, </w:t>
+      </w:r>
+      <w:proofErr w:type="spellStart"/>
+      <w:proofErr w:type="gramStart"/>
+      <w:r>
+        <w:rPr>
           <w:b/>
           <w:bCs/>
           <w:sz w:val="22"/>
@@ -1007,16 +903,46 @@
           <w:sz w:val="22"/>
           <w:szCs w:val="22"/>
         </w:rPr>
+        <w:t>.</w:t>
+      </w:r>
+      <w:r>
+        <w:rPr>
+          <w:b/>
+          <w:bCs/>
+          <w:sz w:val="22"/>
+          <w:szCs w:val="22"/>
+        </w:rPr>
+        <w:t>Lan</w:t>
+      </w:r>
+      <w:proofErr w:type="spellEnd"/>
+      <w:proofErr w:type="gramEnd"/>
+      <w:r>
+        <w:rPr>
+          <w:sz w:val="22"/>
+          <w:szCs w:val="22"/>
+        </w:rPr>
+        <w:t xml:space="preserve">, </w:t>
+      </w:r>
+      <w:r>
+        <w:rPr>
+          <w:sz w:val="22"/>
+          <w:szCs w:val="22"/>
+        </w:rPr>
+        <w:t>C</w:t>
+      </w:r>
+      <w:r>
+        <w:rPr>
+          <w:sz w:val="22"/>
+          <w:szCs w:val="22"/>
+        </w:rPr>
         <w:t xml:space="preserve">. </w:t>
       </w:r>
       <w:r>
         <w:rPr>
-          <w:b/>
-          <w:bCs/>
-          <w:sz w:val="22"/>
-          <w:szCs w:val="22"/>
-        </w:rPr>
-        <w:t>Lan</w:t>
+          <w:sz w:val="22"/>
+          <w:szCs w:val="22"/>
+        </w:rPr>
+        <w:t>Caragea</w:t>
       </w:r>
       <w:r>
         <w:rPr>
@@ -1030,7 +956,7 @@
           <w:sz w:val="22"/>
           <w:szCs w:val="22"/>
         </w:rPr>
-        <w:t>A</w:t>
+        <w:t>L</w:t>
       </w:r>
       <w:r>
         <w:rPr>
@@ -1044,91 +970,77 @@
           <w:sz w:val="22"/>
           <w:szCs w:val="22"/>
         </w:rPr>
+        <w:t xml:space="preserve"> J</w:t>
+      </w:r>
+      <w:r>
+        <w:rPr>
+          <w:sz w:val="22"/>
+          <w:szCs w:val="22"/>
+        </w:rPr>
+        <w:t>.</w:t>
+      </w:r>
+      <w:r>
+        <w:rPr>
+          <w:sz w:val="22"/>
+          <w:szCs w:val="22"/>
+        </w:rPr>
+        <w:t xml:space="preserve"> Latecki</w:t>
+      </w:r>
+      <w:r>
+        <w:rPr>
+          <w:sz w:val="22"/>
+          <w:szCs w:val="22"/>
+        </w:rPr>
+        <w:t xml:space="preserve">, </w:t>
+      </w:r>
+      <w:r>
+        <w:rPr>
+          <w:sz w:val="22"/>
+          <w:szCs w:val="22"/>
+        </w:rPr>
+        <w:t xml:space="preserve">Eduard Dragut </w:t>
+      </w:r>
+      <w:r>
+        <w:rPr>
+          <w:sz w:val="22"/>
+          <w:szCs w:val="22"/>
+        </w:rPr>
+        <w:t>“</w:t>
+      </w:r>
+      <w:r>
+        <w:rPr>
+          <w:sz w:val="22"/>
+          <w:szCs w:val="22"/>
+        </w:rPr>
+        <w:t>Scaling Performance and Low-Resource Annotation with Many-Shot</w:t>
+      </w:r>
+      <w:r>
+        <w:rPr>
+          <w:sz w:val="22"/>
+          <w:szCs w:val="22"/>
+        </w:rPr>
         <w:t xml:space="preserve"> </w:t>
       </w:r>
-      <w:proofErr w:type="spellStart"/>
-      <w:r>
-        <w:rPr>
-          <w:sz w:val="22"/>
-          <w:szCs w:val="22"/>
-        </w:rPr>
-        <w:t>Aljebreen</w:t>
-      </w:r>
-      <w:proofErr w:type="spellEnd"/>
-      <w:r>
-        <w:rPr>
-          <w:sz w:val="22"/>
-          <w:szCs w:val="22"/>
-        </w:rPr>
-        <w:t xml:space="preserve"> and E. Dragut, “</w:t>
-      </w:r>
-      <w:r>
-        <w:rPr>
-          <w:sz w:val="22"/>
-          <w:szCs w:val="22"/>
-        </w:rPr>
-        <w:t>One Document, Many Revisions, Too Many Edit Intention Taxonomies</w:t>
-      </w:r>
-      <w:r>
-        <w:rPr>
-          <w:sz w:val="22"/>
-          <w:szCs w:val="22"/>
-        </w:rPr>
-        <w:t>”,</w:t>
-      </w:r>
-      <w:r>
-        <w:t xml:space="preserve"> </w:t>
-      </w:r>
-      <w:r>
-        <w:rPr>
-          <w:sz w:val="22"/>
-          <w:szCs w:val="22"/>
-        </w:rPr>
-        <w:t>July 27</w:t>
-      </w:r>
-      <w:proofErr w:type="gramStart"/>
-      <w:r>
-        <w:rPr>
-          <w:sz w:val="22"/>
-          <w:szCs w:val="22"/>
-        </w:rPr>
-        <w:t xml:space="preserve"> </w:t>
-      </w:r>
-      <w:r>
-        <w:rPr>
-          <w:sz w:val="22"/>
-          <w:szCs w:val="22"/>
-        </w:rPr>
-        <w:t>2025</w:t>
-      </w:r>
-      <w:proofErr w:type="gramEnd"/>
-      <w:r>
-        <w:rPr>
-          <w:sz w:val="22"/>
-          <w:szCs w:val="22"/>
-        </w:rPr>
-        <w:t>,</w:t>
-      </w:r>
-      <w:r>
-        <w:rPr>
-          <w:sz w:val="22"/>
-          <w:szCs w:val="22"/>
-        </w:rPr>
-        <w:t xml:space="preserve"> </w:t>
-      </w:r>
-      <w:r>
-        <w:rPr>
-          <w:sz w:val="22"/>
-          <w:szCs w:val="22"/>
-        </w:rPr>
-        <w:t>ACL’25</w:t>
-      </w:r>
-      <w:r>
-        <w:rPr>
-          <w:sz w:val="22"/>
-          <w:szCs w:val="22"/>
-        </w:rPr>
-        <w:t xml:space="preserve"> Findings</w:t>
+      <w:r>
+        <w:rPr>
+          <w:sz w:val="22"/>
+          <w:szCs w:val="22"/>
+        </w:rPr>
+        <w:t>In-Context Learning for Named Entity Recognition</w:t>
+      </w:r>
+      <w:r>
+        <w:rPr>
+          <w:sz w:val="22"/>
+          <w:szCs w:val="22"/>
+        </w:rPr>
+        <w:t xml:space="preserve">”, </w:t>
+      </w:r>
+      <w:r>
+        <w:rPr>
+          <w:sz w:val="22"/>
+          <w:szCs w:val="22"/>
+        </w:rPr>
+        <w:t>Findings of ACL’26</w:t>
       </w:r>
     </w:p>
     <w:p>
@@ -1147,63 +1059,102 @@
       </w:pPr>
       <w:r>
         <w:rPr>
-          <w:sz w:val="22"/>
-          <w:szCs w:val="22"/>
-        </w:rPr>
-        <w:t xml:space="preserve">A. Wang, M. Anwar, </w:t>
-      </w:r>
-      <w:r>
-        <w:rPr>
-          <w:b/>
-          <w:bCs/>
-          <w:sz w:val="22"/>
-          <w:szCs w:val="22"/>
-        </w:rPr>
-        <w:t>F. Lan</w:t>
-      </w:r>
-      <w:r>
-        <w:rPr>
-          <w:sz w:val="22"/>
-          <w:szCs w:val="22"/>
-        </w:rPr>
-        <w:t xml:space="preserve"> and M. Caesar, “</w:t>
-      </w:r>
-      <w:r>
-        <w:rPr>
-          <w:sz w:val="22"/>
-          <w:szCs w:val="22"/>
-        </w:rPr>
-        <w:t xml:space="preserve">Structural Semantics Management: </w:t>
-      </w:r>
-      <w:proofErr w:type="gramStart"/>
-      <w:r>
-        <w:rPr>
-          <w:sz w:val="22"/>
-          <w:szCs w:val="22"/>
-        </w:rPr>
-        <w:t>an</w:t>
-      </w:r>
-      <w:proofErr w:type="gramEnd"/>
-      <w:r>
-        <w:rPr>
-          <w:sz w:val="22"/>
-          <w:szCs w:val="22"/>
-        </w:rPr>
-        <w:t xml:space="preserve"> Application of the Chase in Networking</w:t>
-      </w:r>
-      <w:r>
-        <w:rPr>
-          <w:sz w:val="22"/>
-          <w:szCs w:val="22"/>
-        </w:rPr>
-        <w:t xml:space="preserve">”, October 16-18, </w:t>
-      </w:r>
-      <w:r>
-        <w:rPr>
-          <w:sz w:val="22"/>
-          <w:szCs w:val="22"/>
-        </w:rPr>
-        <w:t>MASCOTS 2023</w:t>
+          <w:b/>
+          <w:bCs/>
+          <w:sz w:val="22"/>
+          <w:szCs w:val="22"/>
+        </w:rPr>
+        <w:t>F</w:t>
+      </w:r>
+      <w:r>
+        <w:rPr>
+          <w:b/>
+          <w:bCs/>
+          <w:sz w:val="22"/>
+          <w:szCs w:val="22"/>
+        </w:rPr>
+        <w:t>.</w:t>
+      </w:r>
+      <w:r>
+        <w:rPr>
+          <w:b/>
+          <w:bCs/>
+          <w:sz w:val="22"/>
+          <w:szCs w:val="22"/>
+        </w:rPr>
+        <w:t xml:space="preserve"> Lan</w:t>
+      </w:r>
+      <w:r>
+        <w:rPr>
+          <w:sz w:val="22"/>
+          <w:szCs w:val="22"/>
+        </w:rPr>
+        <w:t>, A</w:t>
+      </w:r>
+      <w:r>
+        <w:rPr>
+          <w:sz w:val="22"/>
+          <w:szCs w:val="22"/>
+        </w:rPr>
+        <w:t>.</w:t>
+      </w:r>
+      <w:r>
+        <w:rPr>
+          <w:sz w:val="22"/>
+          <w:szCs w:val="22"/>
+        </w:rPr>
+        <w:t xml:space="preserve"> </w:t>
+      </w:r>
+      <w:proofErr w:type="spellStart"/>
+      <w:r>
+        <w:rPr>
+          <w:sz w:val="22"/>
+          <w:szCs w:val="22"/>
+        </w:rPr>
+        <w:t>Aljebreen</w:t>
+      </w:r>
+      <w:proofErr w:type="spellEnd"/>
+      <w:r>
+        <w:rPr>
+          <w:sz w:val="22"/>
+          <w:szCs w:val="22"/>
+        </w:rPr>
+        <w:t xml:space="preserve"> and E</w:t>
+      </w:r>
+      <w:r>
+        <w:rPr>
+          <w:sz w:val="22"/>
+          <w:szCs w:val="22"/>
+        </w:rPr>
+        <w:t>.</w:t>
+      </w:r>
+      <w:r>
+        <w:rPr>
+          <w:sz w:val="22"/>
+          <w:szCs w:val="22"/>
+        </w:rPr>
+        <w:t xml:space="preserve"> C. Dragut, “Why They Link: An Intent Taxonomy for Including Hyperlinks in Social Posts”</w:t>
+      </w:r>
+      <w:r>
+        <w:rPr>
+          <w:sz w:val="22"/>
+          <w:szCs w:val="22"/>
+        </w:rPr>
+        <w:t xml:space="preserve">, </w:t>
+      </w:r>
+      <w:r>
+        <w:rPr>
+          <w:sz w:val="22"/>
+          <w:szCs w:val="22"/>
+        </w:rPr>
+        <w:t>18th ACM Web Science Conference 2026</w:t>
+      </w:r>
+      <w:r>
+        <w:rPr>
+          <w:sz w:val="22"/>
+          <w:szCs w:val="22"/>
+        </w:rPr>
+        <w:t xml:space="preserve"> (WebSci’26)</w:t>
       </w:r>
     </w:p>
     <w:p>
@@ -1222,26 +1173,58 @@
       </w:pPr>
       <w:r>
         <w:rPr>
-          <w:sz w:val="22"/>
-          <w:szCs w:val="22"/>
-        </w:rPr>
-        <w:t xml:space="preserve">M. Anwar, A. Wang, </w:t>
-      </w:r>
-      <w:r>
-        <w:rPr>
-          <w:b/>
-          <w:bCs/>
-          <w:sz w:val="22"/>
-          <w:szCs w:val="22"/>
-        </w:rPr>
-        <w:t>F. Lan</w:t>
-      </w:r>
-      <w:r>
-        <w:rPr>
-          <w:sz w:val="22"/>
-          <w:szCs w:val="22"/>
-        </w:rPr>
-        <w:t xml:space="preserve"> and M. Caesar, “Demo: Structural Network Minimization: A Case of Reflective Networking”, September 10-14, </w:t>
+          <w:b/>
+          <w:bCs/>
+          <w:sz w:val="22"/>
+          <w:szCs w:val="22"/>
+        </w:rPr>
+        <w:t>F</w:t>
+      </w:r>
+      <w:r>
+        <w:rPr>
+          <w:b/>
+          <w:bCs/>
+          <w:sz w:val="22"/>
+          <w:szCs w:val="22"/>
+        </w:rPr>
+        <w:t xml:space="preserve">. </w:t>
+      </w:r>
+      <w:r>
+        <w:rPr>
+          <w:b/>
+          <w:bCs/>
+          <w:sz w:val="22"/>
+          <w:szCs w:val="22"/>
+        </w:rPr>
+        <w:t>Lan</w:t>
+      </w:r>
+      <w:r>
+        <w:rPr>
+          <w:sz w:val="22"/>
+          <w:szCs w:val="22"/>
+        </w:rPr>
+        <w:t xml:space="preserve">, </w:t>
+      </w:r>
+      <w:r>
+        <w:rPr>
+          <w:sz w:val="22"/>
+          <w:szCs w:val="22"/>
+        </w:rPr>
+        <w:t>A</w:t>
+      </w:r>
+      <w:r>
+        <w:rPr>
+          <w:sz w:val="22"/>
+          <w:szCs w:val="22"/>
+        </w:rPr>
+        <w:t>.</w:t>
+      </w:r>
+      <w:r>
+        <w:rPr>
+          <w:sz w:val="22"/>
+          <w:szCs w:val="22"/>
+        </w:rPr>
+        <w:t xml:space="preserve"> </w:t>
       </w:r>
       <w:proofErr w:type="spellStart"/>
       <w:r>
@@ -1249,7 +1232,7 @@
           <w:sz w:val="22"/>
           <w:szCs w:val="22"/>
         </w:rPr>
-        <w:t>Sigcomm</w:t>
+        <w:t>Aljebreen</w:t>
       </w:r>
       <w:proofErr w:type="spellEnd"/>
       <w:r>
@@ -1257,7 +1240,75 @@
           <w:sz w:val="22"/>
           <w:szCs w:val="22"/>
         </w:rPr>
-        <w:t xml:space="preserve"> 2023</w:t>
+        <w:t xml:space="preserve"> and E. Dragut, “</w:t>
+      </w:r>
+      <w:r>
+        <w:rPr>
+          <w:sz w:val="22"/>
+          <w:szCs w:val="22"/>
+        </w:rPr>
+        <w:t>One Document, Many Revisions, Too Many Edit Intention Taxonomies</w:t>
+      </w:r>
+      <w:r>
+        <w:rPr>
+          <w:sz w:val="22"/>
+          <w:szCs w:val="22"/>
+        </w:rPr>
+        <w:t>”,</w:t>
+      </w:r>
+      <w:r>
+        <w:t xml:space="preserve"> </w:t>
+      </w:r>
+      <w:r>
+        <w:rPr>
+          <w:sz w:val="22"/>
+          <w:szCs w:val="22"/>
+        </w:rPr>
+        <w:t>July 27</w:t>
+      </w:r>
+      <w:proofErr w:type="gramStart"/>
+      <w:r>
+        <w:rPr>
+          <w:sz w:val="22"/>
+          <w:szCs w:val="22"/>
+        </w:rPr>
+        <w:t xml:space="preserve"> </w:t>
+      </w:r>
+      <w:r>
+        <w:rPr>
+          <w:sz w:val="22"/>
+          <w:szCs w:val="22"/>
+        </w:rPr>
+        <w:t>2025</w:t>
+      </w:r>
+      <w:proofErr w:type="gramEnd"/>
+      <w:r>
+        <w:rPr>
+          <w:sz w:val="22"/>
+          <w:szCs w:val="22"/>
+        </w:rPr>
+        <w:t>,</w:t>
+      </w:r>
+      <w:r>
+        <w:rPr>
+          <w:sz w:val="22"/>
+          <w:szCs w:val="22"/>
+        </w:rPr>
+        <w:t xml:space="preserve"> </w:t>
+      </w:r>
+      <w:r>
+        <w:rPr>
+          <w:sz w:val="22"/>
+          <w:szCs w:val="22"/>
+        </w:rPr>
+        <w:t>ACL’25</w:t>
+      </w:r>
+      <w:r>
+        <w:rPr>
+          <w:sz w:val="22"/>
+          <w:szCs w:val="22"/>
+        </w:rPr>
+        <w:t xml:space="preserve"> Findings</w:t>
       </w:r>
     </w:p>
     <w:p>
@@ -1279,7 +1330,7 @@
           <w:sz w:val="22"/>
           <w:szCs w:val="22"/>
         </w:rPr>
-        <w:t xml:space="preserve">M. Anwar, </w:t>
+        <w:t xml:space="preserve">A. Wang, M. Anwar, </w:t>
       </w:r>
       <w:r>
         <w:rPr>
@@ -1295,23 +1346,44 @@
           <w:sz w:val="22"/>
           <w:szCs w:val="22"/>
         </w:rPr>
-        <w:t xml:space="preserve">, A. Wang and M. Caesar, “Indirect Network Troubleshooting with The Chase”, June 29-30, </w:t>
-      </w:r>
-      <w:proofErr w:type="spellStart"/>
-      <w:r>
-        <w:rPr>
-          <w:sz w:val="22"/>
-          <w:szCs w:val="22"/>
-        </w:rPr>
-        <w:t>APnet</w:t>
-      </w:r>
-      <w:proofErr w:type="spellEnd"/>
-      <w:r>
-        <w:rPr>
-          <w:sz w:val="22"/>
-          <w:szCs w:val="22"/>
-        </w:rPr>
-        <w:t xml:space="preserve"> 2023</w:t>
+        <w:t xml:space="preserve"> and M. Caesar, “</w:t>
+      </w:r>
+      <w:r>
+        <w:rPr>
+          <w:sz w:val="22"/>
+          <w:szCs w:val="22"/>
+        </w:rPr>
+        <w:t xml:space="preserve">Structural Semantics Management: </w:t>
+      </w:r>
+      <w:proofErr w:type="gramStart"/>
+      <w:r>
+        <w:rPr>
+          <w:sz w:val="22"/>
+          <w:szCs w:val="22"/>
+        </w:rPr>
+        <w:t>an</w:t>
+      </w:r>
+      <w:proofErr w:type="gramEnd"/>
+      <w:r>
+        <w:rPr>
+          <w:sz w:val="22"/>
+          <w:szCs w:val="22"/>
+        </w:rPr>
+        <w:t xml:space="preserve"> Application of the Chase in Networking</w:t>
+      </w:r>
+      <w:r>
+        <w:rPr>
+          <w:sz w:val="22"/>
+          <w:szCs w:val="22"/>
+        </w:rPr>
+        <w:t xml:space="preserve">”, October 16-18, </w:t>
+      </w:r>
+      <w:r>
+        <w:rPr>
+          <w:sz w:val="22"/>
+          <w:szCs w:val="22"/>
+        </w:rPr>
+        <w:t>MASCOTS 2023</w:t>
       </w:r>
     </w:p>
     <w:p>
@@ -1330,6 +1402,13 @@
       </w:pPr>
       <w:r>
         <w:rPr>
+          <w:sz w:val="22"/>
+          <w:szCs w:val="22"/>
+        </w:rPr>
+        <w:t xml:space="preserve">M. Anwar, A. Wang, </w:t>
+      </w:r>
+      <w:r>
+        <w:rPr>
           <w:b/>
           <w:bCs/>
           <w:sz w:val="22"/>
@@ -1342,126 +1421,23 @@
           <w:sz w:val="22"/>
           <w:szCs w:val="22"/>
         </w:rPr>
-        <w:t>, S</w:t>
-      </w:r>
-      <w:r>
-        <w:rPr>
-          <w:sz w:val="22"/>
-          <w:szCs w:val="22"/>
-        </w:rPr>
-        <w:t>.</w:t>
-      </w:r>
-      <w:r>
-        <w:rPr>
-          <w:sz w:val="22"/>
-          <w:szCs w:val="22"/>
-        </w:rPr>
-        <w:t xml:space="preserve"> Biswas, B</w:t>
-      </w:r>
-      <w:r>
-        <w:rPr>
-          <w:sz w:val="22"/>
-          <w:szCs w:val="22"/>
-        </w:rPr>
-        <w:t>.</w:t>
-      </w:r>
-      <w:r>
-        <w:rPr>
-          <w:sz w:val="22"/>
-          <w:szCs w:val="22"/>
-        </w:rPr>
-        <w:t xml:space="preserve"> Gui, J</w:t>
-      </w:r>
-      <w:r>
-        <w:rPr>
-          <w:sz w:val="22"/>
-          <w:szCs w:val="22"/>
-        </w:rPr>
-        <w:t xml:space="preserve">. </w:t>
-      </w:r>
-      <w:r>
-        <w:rPr>
-          <w:sz w:val="22"/>
-          <w:szCs w:val="22"/>
-        </w:rPr>
-        <w:t>Wu and A</w:t>
-      </w:r>
-      <w:r>
-        <w:rPr>
-          <w:sz w:val="22"/>
-          <w:szCs w:val="22"/>
-        </w:rPr>
-        <w:t>.</w:t>
-      </w:r>
-      <w:r>
-        <w:rPr>
-          <w:sz w:val="22"/>
-          <w:szCs w:val="22"/>
-        </w:rPr>
-        <w:t xml:space="preserve"> Wang</w:t>
-      </w:r>
-      <w:r>
-        <w:rPr>
-          <w:sz w:val="22"/>
-          <w:szCs w:val="22"/>
-        </w:rPr>
-        <w:t xml:space="preserve">, </w:t>
-      </w:r>
-      <w:r>
-        <w:rPr>
-          <w:sz w:val="22"/>
-          <w:szCs w:val="22"/>
-        </w:rPr>
-        <w:t>“</w:t>
-      </w:r>
-      <w:r>
-        <w:rPr>
-          <w:sz w:val="22"/>
-          <w:szCs w:val="22"/>
-        </w:rPr>
-        <w:t>Design and Implementation of a Strong Representation System for Network Policies</w:t>
-      </w:r>
-      <w:r>
-        <w:rPr>
-          <w:sz w:val="22"/>
-          <w:szCs w:val="22"/>
-        </w:rPr>
-        <w:t>”</w:t>
-      </w:r>
-      <w:r>
-        <w:rPr>
-          <w:sz w:val="22"/>
-          <w:szCs w:val="22"/>
-        </w:rPr>
-        <w:t xml:space="preserve">, </w:t>
-      </w:r>
-      <w:r>
-        <w:rPr>
-          <w:sz w:val="22"/>
-          <w:szCs w:val="22"/>
-        </w:rPr>
-        <w:t>July</w:t>
-      </w:r>
-      <w:r>
-        <w:rPr>
-          <w:sz w:val="22"/>
-          <w:szCs w:val="22"/>
-        </w:rPr>
-        <w:t xml:space="preserve"> </w:t>
-      </w:r>
-      <w:r>
-        <w:rPr>
-          <w:sz w:val="22"/>
-          <w:szCs w:val="22"/>
-        </w:rPr>
-        <w:t xml:space="preserve">2022, </w:t>
-      </w:r>
-      <w:r>
-        <w:rPr>
-          <w:sz w:val="22"/>
-          <w:szCs w:val="22"/>
-        </w:rPr>
-        <w:t>ICCCN 2022</w:t>
+        <w:t xml:space="preserve"> and M. Caesar, “Demo: Structural Network Minimization: A Case of Reflective Networking”, September 10-14, </w:t>
+      </w:r>
+      <w:proofErr w:type="spellStart"/>
+      <w:r>
+        <w:rPr>
+          <w:sz w:val="22"/>
+          <w:szCs w:val="22"/>
+        </w:rPr>
+        <w:t>Sigcomm</w:t>
+      </w:r>
+      <w:proofErr w:type="spellEnd"/>
+      <w:r>
+        <w:rPr>
+          <w:sz w:val="22"/>
+          <w:szCs w:val="22"/>
+        </w:rPr>
+        <w:t xml:space="preserve"> 2023</w:t>
       </w:r>
     </w:p>
     <w:p>
@@ -1480,6 +1456,13 @@
       </w:pPr>
       <w:r>
         <w:rPr>
+          <w:sz w:val="22"/>
+          <w:szCs w:val="22"/>
+        </w:rPr>
+        <w:t xml:space="preserve">M. Anwar, </w:t>
+      </w:r>
+      <w:r>
+        <w:rPr>
           <w:b/>
           <w:bCs/>
           <w:sz w:val="22"/>
@@ -1492,105 +1475,7 @@
           <w:sz w:val="22"/>
           <w:szCs w:val="22"/>
         </w:rPr>
-        <w:t>, B</w:t>
-      </w:r>
-      <w:r>
-        <w:rPr>
-          <w:sz w:val="22"/>
-          <w:szCs w:val="22"/>
-        </w:rPr>
-        <w:t>.</w:t>
-      </w:r>
-      <w:r>
-        <w:rPr>
-          <w:sz w:val="22"/>
-          <w:szCs w:val="22"/>
-        </w:rPr>
-        <w:t xml:space="preserve"> Gui</w:t>
-      </w:r>
-      <w:r>
-        <w:rPr>
-          <w:sz w:val="22"/>
-          <w:szCs w:val="22"/>
-        </w:rPr>
-        <w:t xml:space="preserve"> </w:t>
-      </w:r>
-      <w:r>
-        <w:rPr>
-          <w:sz w:val="22"/>
-          <w:szCs w:val="22"/>
-        </w:rPr>
-        <w:t>and A</w:t>
-      </w:r>
-      <w:r>
-        <w:rPr>
-          <w:sz w:val="22"/>
-          <w:szCs w:val="22"/>
-        </w:rPr>
-        <w:t xml:space="preserve">. </w:t>
-      </w:r>
-      <w:r>
-        <w:rPr>
-          <w:sz w:val="22"/>
-          <w:szCs w:val="22"/>
-        </w:rPr>
-        <w:t>Wang</w:t>
-      </w:r>
-      <w:r>
-        <w:rPr>
-          <w:sz w:val="22"/>
-          <w:szCs w:val="22"/>
-        </w:rPr>
-        <w:t xml:space="preserve">, </w:t>
-      </w:r>
-      <w:r>
-        <w:rPr>
-          <w:sz w:val="22"/>
-          <w:szCs w:val="22"/>
-        </w:rPr>
-        <w:t>“</w:t>
-      </w:r>
-      <w:r>
-        <w:rPr>
-          <w:sz w:val="22"/>
-          <w:szCs w:val="22"/>
-        </w:rPr>
-        <w:t>Faur</w:t>
-      </w:r>
-      <w:r>
-        <w:rPr>
-          <w:sz w:val="22"/>
-          <w:szCs w:val="22"/>
-        </w:rPr>
-        <w:t>é</w:t>
-      </w:r>
-      <w:r>
-        <w:rPr>
-          <w:sz w:val="22"/>
-          <w:szCs w:val="22"/>
-        </w:rPr>
-        <w:t>: A Partial Approach to Network Analysis</w:t>
-      </w:r>
-      <w:r>
-        <w:rPr>
-          <w:sz w:val="22"/>
-          <w:szCs w:val="22"/>
-        </w:rPr>
-        <w:t>”</w:t>
-      </w:r>
-      <w:r>
-        <w:rPr>
-          <w:sz w:val="22"/>
-          <w:szCs w:val="22"/>
-        </w:rPr>
-        <w:t>,</w:t>
-      </w:r>
-      <w:r>
-        <w:rPr>
-          <w:sz w:val="22"/>
-          <w:szCs w:val="22"/>
-        </w:rPr>
-        <w:t xml:space="preserve"> </w:t>
+        <w:t xml:space="preserve">, A. Wang and M. Caesar, “Indirect Network Troubleshooting with The Chase”, June 29-30, </w:t>
       </w:r>
       <w:proofErr w:type="spellStart"/>
       <w:r>
@@ -1598,7 +1483,7 @@
           <w:sz w:val="22"/>
           <w:szCs w:val="22"/>
         </w:rPr>
-        <w:t>HotNet</w:t>
+        <w:t>APnet</w:t>
       </w:r>
       <w:proofErr w:type="spellEnd"/>
       <w:r>
@@ -1606,7 +1491,7 @@
           <w:sz w:val="22"/>
           <w:szCs w:val="22"/>
         </w:rPr>
-        <w:t xml:space="preserve"> 2021</w:t>
+        <w:t xml:space="preserve"> 2023</w:t>
       </w:r>
     </w:p>
     <w:p>
@@ -1625,10 +1510,19 @@
       </w:pPr>
       <w:r>
         <w:rPr>
-          <w:sz w:val="22"/>
-          <w:szCs w:val="22"/>
-        </w:rPr>
-        <w:t>B</w:t>
+          <w:b/>
+          <w:bCs/>
+          <w:sz w:val="22"/>
+          <w:szCs w:val="22"/>
+        </w:rPr>
+        <w:t>F. Lan</w:t>
+      </w:r>
+      <w:r>
+        <w:rPr>
+          <w:sz w:val="22"/>
+          <w:szCs w:val="22"/>
+        </w:rPr>
+        <w:t>, S</w:t>
       </w:r>
       <w:r>
         <w:rPr>
@@ -1642,23 +1536,21 @@
           <w:sz w:val="22"/>
           <w:szCs w:val="22"/>
         </w:rPr>
-        <w:t xml:space="preserve"> Gui, </w:t>
-      </w:r>
-      <w:r>
-        <w:rPr>
-          <w:b/>
-          <w:bCs/>
-          <w:sz w:val="22"/>
-          <w:szCs w:val="22"/>
-        </w:rPr>
-        <w:t>F. Lan</w:t>
-      </w:r>
-      <w:r>
-        <w:rPr>
-          <w:sz w:val="22"/>
-          <w:szCs w:val="22"/>
-        </w:rPr>
-        <w:t>, and A</w:t>
+        <w:t xml:space="preserve"> Biswas, B</w:t>
+      </w:r>
+      <w:r>
+        <w:rPr>
+          <w:sz w:val="22"/>
+          <w:szCs w:val="22"/>
+        </w:rPr>
+        <w:t>.</w:t>
+      </w:r>
+      <w:r>
+        <w:rPr>
+          <w:sz w:val="22"/>
+          <w:szCs w:val="22"/>
+        </w:rPr>
+        <w:t xml:space="preserve"> Gui, J</w:t>
       </w:r>
       <w:r>
         <w:rPr>
@@ -1672,7 +1564,21 @@
           <w:sz w:val="22"/>
           <w:szCs w:val="22"/>
         </w:rPr>
-        <w:t>Wang</w:t>
+        <w:t>Wu and A</w:t>
+      </w:r>
+      <w:r>
+        <w:rPr>
+          <w:sz w:val="22"/>
+          <w:szCs w:val="22"/>
+        </w:rPr>
+        <w:t>.</w:t>
+      </w:r>
+      <w:r>
+        <w:rPr>
+          <w:sz w:val="22"/>
+          <w:szCs w:val="22"/>
+        </w:rPr>
+        <w:t xml:space="preserve"> Wang</w:t>
       </w:r>
       <w:r>
         <w:rPr>
@@ -1686,13 +1592,6 @@
           <w:sz w:val="22"/>
           <w:szCs w:val="22"/>
         </w:rPr>
-        <w:t xml:space="preserve">August 2021, </w:t>
-      </w:r>
-      <w:r>
-        <w:rPr>
-          <w:sz w:val="22"/>
-          <w:szCs w:val="22"/>
-        </w:rPr>
         <w:t>“</w:t>
       </w:r>
       <w:r>
@@ -1700,7 +1599,7 @@
           <w:sz w:val="22"/>
           <w:szCs w:val="22"/>
         </w:rPr>
-        <w:t>Sarasate: A Strong Representation System for Networking Policies</w:t>
+        <w:t>Design and Implementation of a Strong Representation System for Network Policies</w:t>
       </w:r>
       <w:r>
         <w:rPr>
@@ -1721,23 +1620,28 @@
           <w:sz w:val="22"/>
           <w:szCs w:val="22"/>
         </w:rPr>
-        <w:t xml:space="preserve">November 2021, </w:t>
-      </w:r>
-      <w:proofErr w:type="spellStart"/>
-      <w:r>
-        <w:rPr>
-          <w:sz w:val="22"/>
-          <w:szCs w:val="22"/>
-        </w:rPr>
-        <w:t>Sigcomm</w:t>
-      </w:r>
-      <w:proofErr w:type="spellEnd"/>
-      <w:r>
-        <w:rPr>
-          <w:sz w:val="22"/>
-          <w:szCs w:val="22"/>
-        </w:rPr>
-        <w:t xml:space="preserve"> 2021</w:t>
+        <w:t>July</w:t>
+      </w:r>
+      <w:r>
+        <w:rPr>
+          <w:sz w:val="22"/>
+          <w:szCs w:val="22"/>
+        </w:rPr>
+        <w:t xml:space="preserve"> </w:t>
+      </w:r>
+      <w:r>
+        <w:rPr>
+          <w:sz w:val="22"/>
+          <w:szCs w:val="22"/>
+        </w:rPr>
+        <w:t xml:space="preserve">2022, </w:t>
+      </w:r>
+      <w:r>
+        <w:rPr>
+          <w:sz w:val="22"/>
+          <w:szCs w:val="22"/>
+        </w:rPr>
+        <w:t>ICCCN 2022</w:t>
       </w:r>
     </w:p>
     <w:p>
@@ -1756,10 +1660,19 @@
       </w:pPr>
       <w:r>
         <w:rPr>
-          <w:sz w:val="22"/>
-          <w:szCs w:val="22"/>
-        </w:rPr>
-        <w:t>B</w:t>
+          <w:b/>
+          <w:bCs/>
+          <w:sz w:val="22"/>
+          <w:szCs w:val="22"/>
+        </w:rPr>
+        <w:t>F. Lan</w:t>
+      </w:r>
+      <w:r>
+        <w:rPr>
+          <w:sz w:val="22"/>
+          <w:szCs w:val="22"/>
+        </w:rPr>
+        <w:t>, B</w:t>
       </w:r>
       <w:r>
         <w:rPr>
@@ -1773,23 +1686,21 @@
           <w:sz w:val="22"/>
           <w:szCs w:val="22"/>
         </w:rPr>
-        <w:t xml:space="preserve"> Gui, </w:t>
-      </w:r>
-      <w:r>
-        <w:rPr>
-          <w:b/>
-          <w:bCs/>
-          <w:sz w:val="22"/>
-          <w:szCs w:val="22"/>
-        </w:rPr>
-        <w:t>F. Lan</w:t>
-      </w:r>
-      <w:r>
-        <w:rPr>
-          <w:sz w:val="22"/>
-          <w:szCs w:val="22"/>
-        </w:rPr>
-        <w:t>, and A</w:t>
+        <w:t xml:space="preserve"> Gui</w:t>
+      </w:r>
+      <w:r>
+        <w:rPr>
+          <w:sz w:val="22"/>
+          <w:szCs w:val="22"/>
+        </w:rPr>
+        <w:t xml:space="preserve"> </w:t>
+      </w:r>
+      <w:r>
+        <w:rPr>
+          <w:sz w:val="22"/>
+          <w:szCs w:val="22"/>
+        </w:rPr>
+        <w:t>and A</w:t>
       </w:r>
       <w:r>
         <w:rPr>
@@ -1810,28 +1721,56 @@
           <w:sz w:val="22"/>
           <w:szCs w:val="22"/>
         </w:rPr>
-        <w:t>, “</w:t>
-      </w:r>
-      <w:r>
-        <w:rPr>
-          <w:sz w:val="22"/>
-          <w:szCs w:val="22"/>
-        </w:rPr>
-        <w:t>Flexible Routing with Policy Exchange</w:t>
-      </w:r>
-      <w:r>
-        <w:rPr>
-          <w:sz w:val="22"/>
-          <w:szCs w:val="22"/>
-        </w:rPr>
-        <w:t xml:space="preserve">”, </w:t>
-      </w:r>
-      <w:r>
-        <w:rPr>
-          <w:sz w:val="22"/>
-          <w:szCs w:val="22"/>
-        </w:rPr>
-        <w:t xml:space="preserve">June 2021, </w:t>
+        <w:t xml:space="preserve">, </w:t>
+      </w:r>
+      <w:r>
+        <w:rPr>
+          <w:sz w:val="22"/>
+          <w:szCs w:val="22"/>
+        </w:rPr>
+        <w:t>“</w:t>
+      </w:r>
+      <w:r>
+        <w:rPr>
+          <w:sz w:val="22"/>
+          <w:szCs w:val="22"/>
+        </w:rPr>
+        <w:t>Faur</w:t>
+      </w:r>
+      <w:r>
+        <w:rPr>
+          <w:sz w:val="22"/>
+          <w:szCs w:val="22"/>
+        </w:rPr>
+        <w:t>é</w:t>
+      </w:r>
+      <w:r>
+        <w:rPr>
+          <w:sz w:val="22"/>
+          <w:szCs w:val="22"/>
+        </w:rPr>
+        <w:t>: A Partial Approach to Network Analysis</w:t>
+      </w:r>
+      <w:r>
+        <w:rPr>
+          <w:sz w:val="22"/>
+          <w:szCs w:val="22"/>
+        </w:rPr>
+        <w:t>”</w:t>
+      </w:r>
+      <w:r>
+        <w:rPr>
+          <w:sz w:val="22"/>
+          <w:szCs w:val="22"/>
+        </w:rPr>
+        <w:t>,</w:t>
+      </w:r>
+      <w:r>
+        <w:rPr>
+          <w:sz w:val="22"/>
+          <w:szCs w:val="22"/>
+        </w:rPr>
+        <w:t xml:space="preserve"> </w:t>
       </w:r>
       <w:proofErr w:type="spellStart"/>
       <w:r>
@@ -1839,7 +1778,7 @@
           <w:sz w:val="22"/>
           <w:szCs w:val="22"/>
         </w:rPr>
-        <w:t>APNet</w:t>
+        <w:t>HotNet</w:t>
       </w:r>
       <w:proofErr w:type="spellEnd"/>
       <w:r>
@@ -1869,7 +1808,21 @@
           <w:sz w:val="22"/>
           <w:szCs w:val="22"/>
         </w:rPr>
-        <w:t xml:space="preserve">W. Zhang, J. Wang and </w:t>
+        <w:t>B</w:t>
+      </w:r>
+      <w:r>
+        <w:rPr>
+          <w:sz w:val="22"/>
+          <w:szCs w:val="22"/>
+        </w:rPr>
+        <w:t>.</w:t>
+      </w:r>
+      <w:r>
+        <w:rPr>
+          <w:sz w:val="22"/>
+          <w:szCs w:val="22"/>
+        </w:rPr>
+        <w:t xml:space="preserve"> Gui, </w:t>
       </w:r>
       <w:r>
         <w:rPr>
@@ -1885,7 +1838,70 @@
           <w:sz w:val="22"/>
           <w:szCs w:val="22"/>
         </w:rPr>
-        <w:t xml:space="preserve">, “Dynamic Hand Gesture Recognition Based on Short-Term Sampling Neural Networks”, IEEE/CAA Journal of </w:t>
+        <w:t>, and A</w:t>
+      </w:r>
+      <w:r>
+        <w:rPr>
+          <w:sz w:val="22"/>
+          <w:szCs w:val="22"/>
+        </w:rPr>
+        <w:t xml:space="preserve">. </w:t>
+      </w:r>
+      <w:r>
+        <w:rPr>
+          <w:sz w:val="22"/>
+          <w:szCs w:val="22"/>
+        </w:rPr>
+        <w:t>Wang</w:t>
+      </w:r>
+      <w:r>
+        <w:rPr>
+          <w:sz w:val="22"/>
+          <w:szCs w:val="22"/>
+        </w:rPr>
+        <w:t xml:space="preserve">, </w:t>
+      </w:r>
+      <w:r>
+        <w:rPr>
+          <w:sz w:val="22"/>
+          <w:szCs w:val="22"/>
+        </w:rPr>
+        <w:t xml:space="preserve">August 2021, </w:t>
+      </w:r>
+      <w:r>
+        <w:rPr>
+          <w:sz w:val="22"/>
+          <w:szCs w:val="22"/>
+        </w:rPr>
+        <w:t>“</w:t>
+      </w:r>
+      <w:r>
+        <w:rPr>
+          <w:sz w:val="22"/>
+          <w:szCs w:val="22"/>
+        </w:rPr>
+        <w:t>Sarasate: A Strong Representation System for Networking Policies</w:t>
+      </w:r>
+      <w:r>
+        <w:rPr>
+          <w:sz w:val="22"/>
+          <w:szCs w:val="22"/>
+        </w:rPr>
+        <w:t>”</w:t>
+      </w:r>
+      <w:r>
+        <w:rPr>
+          <w:sz w:val="22"/>
+          <w:szCs w:val="22"/>
+        </w:rPr>
+        <w:t xml:space="preserve">, </w:t>
+      </w:r>
+      <w:r>
+        <w:rPr>
+          <w:sz w:val="22"/>
+          <w:szCs w:val="22"/>
+        </w:rPr>
+        <w:t xml:space="preserve">November 2021, </w:t>
       </w:r>
       <w:proofErr w:type="spellStart"/>
       <w:r>
@@ -1893,7 +1909,7 @@
           <w:sz w:val="22"/>
           <w:szCs w:val="22"/>
         </w:rPr>
-        <w:t>Automatica</w:t>
+        <w:t>Sigcomm</w:t>
       </w:r>
       <w:proofErr w:type="spellEnd"/>
       <w:r>
@@ -1901,14 +1917,7 @@
           <w:sz w:val="22"/>
           <w:szCs w:val="22"/>
         </w:rPr>
-        <w:t xml:space="preserve"> Sinica</w:t>
-      </w:r>
-      <w:r>
-        <w:rPr>
-          <w:sz w:val="22"/>
-          <w:szCs w:val="22"/>
-        </w:rPr>
-        <w:t xml:space="preserve"> 2020</w:t>
+        <w:t xml:space="preserve"> 2021</w:t>
       </w:r>
     </w:p>
     <w:p>
@@ -1927,35 +1936,98 @@
       </w:pPr>
       <w:r>
         <w:rPr>
-          <w:b/>
-          <w:bCs/>
-          <w:sz w:val="22"/>
-          <w:szCs w:val="22"/>
-        </w:rPr>
-        <w:t xml:space="preserve">F. </w:t>
-      </w:r>
-      <w:r>
-        <w:rPr>
-          <w:b/>
-          <w:bCs/>
-          <w:sz w:val="22"/>
-          <w:szCs w:val="22"/>
-        </w:rPr>
-        <w:t>Lan</w:t>
-      </w:r>
-      <w:r>
-        <w:rPr>
-          <w:sz w:val="22"/>
-          <w:szCs w:val="22"/>
-        </w:rPr>
-        <w:t>, “The Study of the Algorithm for the Prediction of Photovoltaic Power Based on LSTM and System Development”</w:t>
-      </w:r>
-      <w:r>
-        <w:rPr>
-          <w:sz w:val="22"/>
-          <w:szCs w:val="22"/>
-        </w:rPr>
-        <w:t xml:space="preserve"> (Undergraduate Thesis - Chinese)</w:t>
+          <w:sz w:val="22"/>
+          <w:szCs w:val="22"/>
+        </w:rPr>
+        <w:t>B</w:t>
+      </w:r>
+      <w:r>
+        <w:rPr>
+          <w:sz w:val="22"/>
+          <w:szCs w:val="22"/>
+        </w:rPr>
+        <w:t>.</w:t>
+      </w:r>
+      <w:r>
+        <w:rPr>
+          <w:sz w:val="22"/>
+          <w:szCs w:val="22"/>
+        </w:rPr>
+        <w:t xml:space="preserve"> Gui, </w:t>
+      </w:r>
+      <w:r>
+        <w:rPr>
+          <w:b/>
+          <w:bCs/>
+          <w:sz w:val="22"/>
+          <w:szCs w:val="22"/>
+        </w:rPr>
+        <w:t>F. Lan</w:t>
+      </w:r>
+      <w:r>
+        <w:rPr>
+          <w:sz w:val="22"/>
+          <w:szCs w:val="22"/>
+        </w:rPr>
+        <w:t>, and A</w:t>
+      </w:r>
+      <w:r>
+        <w:rPr>
+          <w:sz w:val="22"/>
+          <w:szCs w:val="22"/>
+        </w:rPr>
+        <w:t xml:space="preserve">. </w:t>
+      </w:r>
+      <w:r>
+        <w:rPr>
+          <w:sz w:val="22"/>
+          <w:szCs w:val="22"/>
+        </w:rPr>
+        <w:t>Wang</w:t>
+      </w:r>
+      <w:r>
+        <w:rPr>
+          <w:sz w:val="22"/>
+          <w:szCs w:val="22"/>
+        </w:rPr>
+        <w:t>, “</w:t>
+      </w:r>
+      <w:r>
+        <w:rPr>
+          <w:sz w:val="22"/>
+          <w:szCs w:val="22"/>
+        </w:rPr>
+        <w:t>Flexible Routing with Policy Exchange</w:t>
+      </w:r>
+      <w:r>
+        <w:rPr>
+          <w:sz w:val="22"/>
+          <w:szCs w:val="22"/>
+        </w:rPr>
+        <w:t xml:space="preserve">”, </w:t>
+      </w:r>
+      <w:r>
+        <w:rPr>
+          <w:sz w:val="22"/>
+          <w:szCs w:val="22"/>
+        </w:rPr>
+        <w:t xml:space="preserve">June 2021, </w:t>
+      </w:r>
+      <w:proofErr w:type="spellStart"/>
+      <w:r>
+        <w:rPr>
+          <w:sz w:val="22"/>
+          <w:szCs w:val="22"/>
+        </w:rPr>
+        <w:t>APNet</w:t>
+      </w:r>
+      <w:proofErr w:type="spellEnd"/>
+      <w:r>
+        <w:rPr>
+          <w:sz w:val="22"/>
+          <w:szCs w:val="22"/>
+        </w:rPr>
+        <w:t xml:space="preserve"> 2021</w:t>
       </w:r>
     </w:p>
     <w:p>
@@ -1974,6 +2046,114 @@
       </w:pPr>
       <w:r>
         <w:rPr>
+          <w:sz w:val="22"/>
+          <w:szCs w:val="22"/>
+        </w:rPr>
+        <w:t xml:space="preserve">W. Zhang, J. Wang and </w:t>
+      </w:r>
+      <w:r>
+        <w:rPr>
+          <w:b/>
+          <w:bCs/>
+          <w:sz w:val="22"/>
+          <w:szCs w:val="22"/>
+        </w:rPr>
+        <w:t>F. Lan</w:t>
+      </w:r>
+      <w:r>
+        <w:rPr>
+          <w:sz w:val="22"/>
+          <w:szCs w:val="22"/>
+        </w:rPr>
+        <w:t xml:space="preserve">, “Dynamic Hand Gesture Recognition Based on Short-Term Sampling Neural Networks”, IEEE/CAA Journal of </w:t>
+      </w:r>
+      <w:proofErr w:type="spellStart"/>
+      <w:r>
+        <w:rPr>
+          <w:sz w:val="22"/>
+          <w:szCs w:val="22"/>
+        </w:rPr>
+        <w:t>Automatica</w:t>
+      </w:r>
+      <w:proofErr w:type="spellEnd"/>
+      <w:r>
+        <w:rPr>
+          <w:sz w:val="22"/>
+          <w:szCs w:val="22"/>
+        </w:rPr>
+        <w:t xml:space="preserve"> Sinica</w:t>
+      </w:r>
+      <w:r>
+        <w:rPr>
+          <w:sz w:val="22"/>
+          <w:szCs w:val="22"/>
+        </w:rPr>
+        <w:t xml:space="preserve"> 2020</w:t>
+      </w:r>
+    </w:p>
+    <w:p>
+      <w:pPr>
+        <w:pStyle w:val="ListParagraph"/>
+        <w:numPr>
+          <w:ilvl w:val="0"/>
+          <w:numId w:val="2"/>
+        </w:numPr>
+        <w:ind w:left="-180" w:right="-720"/>
+        <w:jc w:val="both"/>
+        <w:rPr>
+          <w:sz w:val="22"/>
+          <w:szCs w:val="22"/>
+        </w:rPr>
+      </w:pPr>
+      <w:r>
+        <w:rPr>
+          <w:b/>
+          <w:bCs/>
+          <w:sz w:val="22"/>
+          <w:szCs w:val="22"/>
+        </w:rPr>
+        <w:t xml:space="preserve">F. </w:t>
+      </w:r>
+      <w:r>
+        <w:rPr>
+          <w:b/>
+          <w:bCs/>
+          <w:sz w:val="22"/>
+          <w:szCs w:val="22"/>
+        </w:rPr>
+        <w:t>Lan</w:t>
+      </w:r>
+      <w:r>
+        <w:rPr>
+          <w:sz w:val="22"/>
+          <w:szCs w:val="22"/>
+        </w:rPr>
+        <w:t>, “The Study of the Algorithm for the Prediction of Photovoltaic Power Based on LSTM and System Development”</w:t>
+      </w:r>
+      <w:r>
+        <w:rPr>
+          <w:sz w:val="22"/>
+          <w:szCs w:val="22"/>
+        </w:rPr>
+        <w:t xml:space="preserve"> (Undergraduate Thesis - Chinese)</w:t>
+      </w:r>
+    </w:p>
+    <w:p>
+      <w:pPr>
+        <w:pStyle w:val="ListParagraph"/>
+        <w:numPr>
+          <w:ilvl w:val="0"/>
+          <w:numId w:val="2"/>
+        </w:numPr>
+        <w:ind w:left="-180" w:right="-720"/>
+        <w:jc w:val="both"/>
+        <w:rPr>
+          <w:sz w:val="22"/>
+          <w:szCs w:val="22"/>
+        </w:rPr>
+      </w:pPr>
+      <w:r>
+        <w:rPr>
           <w:b/>
           <w:bCs/>
           <w:sz w:val="22"/>
@@ -2171,6 +2351,7 @@
           <w:sz w:val="22"/>
           <w:szCs w:val="22"/>
         </w:rPr>
+        <w:lastRenderedPageBreak/>
         <w:t>Project Description:</w:t>
       </w:r>
       <w:r>
@@ -2185,20 +2366,27 @@
           <w:sz w:val="22"/>
           <w:szCs w:val="22"/>
         </w:rPr>
-        <w:t xml:space="preserve">Percolate Optimization Data Platform and Analytics mission is to provide timely and reliable high quality data as well as scalable infrastructure, and tooling to enable the Percolate team to quickly and consistently iterate on innovative approaches to improve customer experience by showing the right content, at the right time, and in the right place for that customer. Our self-service analytics solutions drive </w:t>
-      </w:r>
-      <w:r>
-        <w:rPr>
-          <w:sz w:val="22"/>
-          <w:szCs w:val="22"/>
-        </w:rPr>
-        <w:lastRenderedPageBreak/>
-        <w:t>better customer experiences and incremental business value by delivering performance insights and transparency to all Percolate tenants, including content providers, experience owners, and Percolate internal teams, enabling them to understand content and customer behavior and value on all Percolate powered surfaces.</w:t>
-      </w:r>
-    </w:p>
-    <w:p>
-      <w:pPr>
-        <w:ind w:right="-720"/>
+        <w:t xml:space="preserve">Percolate Optimization Data Platform and Analytics mission is to provide timely and reliable </w:t>
+      </w:r>
+      <w:r>
+        <w:rPr>
+          <w:sz w:val="22"/>
+          <w:szCs w:val="22"/>
+        </w:rPr>
+        <w:t>high-quality</w:t>
+      </w:r>
+      <w:r>
+        <w:rPr>
+          <w:sz w:val="22"/>
+          <w:szCs w:val="22"/>
+        </w:rPr>
+        <w:t xml:space="preserve"> data as well as scalable infrastructure, and tooling to enable the Percolate team to quickly and consistently iterate on innovative approaches to improve customer experience by showing the right content, at the right time, and in the right place for that customer. Our self-service analytics solutions drive better customer experiences and incremental business value by delivering performance insights and transparency to all Percolate tenants, including content providers, experience owners, and Percolate internal teams, enabling them to understand content and customer behavior and value on all Percolate powered surfaces.</w:t>
+      </w:r>
+    </w:p>
+    <w:p>
+      <w:pPr>
+        <w:pStyle w:val="ListParagraph"/>
+        <w:ind w:left="-180" w:right="-720"/>
       </w:pPr>
     </w:p>
     <w:p>
@@ -2355,7 +2543,7 @@
         <w:t xml:space="preserve">Sep. 2021 – </w:t>
       </w:r>
       <w:r>
-        <w:t>May 2026</w:t>
+        <w:t>April 2026</w:t>
       </w:r>
     </w:p>
     <w:p>
@@ -2543,7 +2731,7 @@
         <w:t xml:space="preserve">Sept. 2025 – </w:t>
       </w:r>
       <w:r>
-        <w:t>Mar. 2026</w:t>
+        <w:t>July. 2026</w:t>
       </w:r>
     </w:p>
     <w:p>
@@ -2688,14 +2876,96 @@
           <w:szCs w:val="22"/>
         </w:rPr>
       </w:pPr>
-      <w:r>
-        <w:rPr>
-          <w:b/>
-          <w:bCs/>
-          <w:sz w:val="22"/>
-          <w:szCs w:val="22"/>
-        </w:rPr>
-        <w:t>Demo Video:</w:t>
+    </w:p>
+    <w:p>
+      <w:pPr>
+        <w:pStyle w:val="ListParagraph"/>
+        <w:numPr>
+          <w:ilvl w:val="0"/>
+          <w:numId w:val="4"/>
+        </w:numPr>
+        <w:ind w:left="-180" w:right="-720"/>
+        <w:rPr>
+          <w:b/>
+          <w:bCs/>
+        </w:rPr>
+      </w:pPr>
+      <w:r>
+        <w:rPr>
+          <w:b/>
+          <w:bCs/>
+        </w:rPr>
+        <w:t>Many-Shot In-Context Learning for Named Entity Recognition</w:t>
+      </w:r>
+      <w:r>
+        <w:rPr>
+          <w:b/>
+          <w:bCs/>
+        </w:rPr>
+        <w:tab/>
+      </w:r>
+      <w:r>
+        <w:rPr>
+          <w:b/>
+          <w:bCs/>
+        </w:rPr>
+        <w:tab/>
+      </w:r>
+      <w:r>
+        <w:t xml:space="preserve">Sept. 2025 – </w:t>
+      </w:r>
+      <w:r>
+        <w:t>May 2026</w:t>
+      </w:r>
+    </w:p>
+    <w:p>
+      <w:pPr>
+        <w:ind w:left="-540" w:right="-720"/>
+        <w:rPr>
+          <w:sz w:val="22"/>
+          <w:szCs w:val="22"/>
+        </w:rPr>
+      </w:pPr>
+      <w:r>
+        <w:rPr>
+          <w:b/>
+          <w:bCs/>
+          <w:sz w:val="22"/>
+          <w:szCs w:val="22"/>
+        </w:rPr>
+        <w:t xml:space="preserve">Project description: </w:t>
+      </w:r>
+      <w:r>
+        <w:rPr>
+          <w:sz w:val="22"/>
+          <w:szCs w:val="22"/>
+        </w:rPr>
+        <w:t>Investigated many-shot in-context learning for Named Entity Recognition, showing that scaling to hundreds of demonstrations enables LLMs to match or surpass fully supervised BERT models. Further demonstrated that many-shot ICL can serve as an effective data annotation framework, generating high-quality labels that yield significant F1 improvements for low-resource NER when used to fine-tune BERT.</w:t>
+      </w:r>
+    </w:p>
+    <w:p>
+      <w:pPr>
+        <w:ind w:left="-540" w:right="-720"/>
+        <w:rPr>
+          <w:sz w:val="22"/>
+          <w:szCs w:val="22"/>
+        </w:rPr>
+      </w:pPr>
+      <w:r>
+        <w:rPr>
+          <w:b/>
+          <w:bCs/>
+          <w:sz w:val="22"/>
+          <w:szCs w:val="22"/>
+        </w:rPr>
+        <w:t>Skills:</w:t>
+      </w:r>
+      <w:r>
+        <w:rPr>
+          <w:sz w:val="22"/>
+          <w:szCs w:val="22"/>
+        </w:rPr>
+        <w:t xml:space="preserve"> Fine-tune BERT, LLM, NER, Many-Short In-Context Learning</w:t>
       </w:r>
       <w:r>
         <w:rPr>
@@ -2709,7 +2979,32 @@
           <w:sz w:val="22"/>
           <w:szCs w:val="22"/>
         </w:rPr>
-        <w:t>h</w:t>
+        <w:t>(ICL)</w:t>
+      </w:r>
+    </w:p>
+    <w:p>
+      <w:pPr>
+        <w:ind w:left="-540" w:right="-720"/>
+        <w:rPr>
+          <w:sz w:val="22"/>
+          <w:szCs w:val="22"/>
+        </w:rPr>
+      </w:pPr>
+      <w:r>
+        <w:rPr>
+          <w:b/>
+          <w:bCs/>
+          <w:sz w:val="22"/>
+          <w:szCs w:val="22"/>
+        </w:rPr>
+        <w:t>GitHub:</w:t>
+      </w:r>
+      <w:r>
+        <w:rPr>
+          <w:sz w:val="22"/>
+          <w:szCs w:val="22"/>
+        </w:rPr>
+        <w:t xml:space="preserve"> </w:t>
       </w:r>
       <w:hyperlink r:id="rId10" w:history="1">
         <w:r>
@@ -2718,13 +3013,13 @@
             <w:sz w:val="22"/>
             <w:szCs w:val="22"/>
           </w:rPr>
-          <w:t>ttps://youtu.be/iG0qZ4XV0vQ</w:t>
+          <w:t>https://github.com/TUDMLab/Many-Shot-ICL-NER</w:t>
         </w:r>
       </w:hyperlink>
     </w:p>
     <w:p>
       <w:pPr>
-        <w:ind w:left="-540" w:right="-720"/>
+        <w:ind w:right="-720"/>
         <w:rPr>
           <w:sz w:val="22"/>
           <w:szCs w:val="22"/>
@@ -2749,27 +3044,24 @@
           <w:b/>
           <w:bCs/>
         </w:rPr>
-        <w:t>Many-Shot In-Context Learning for Named Entity Recognition</w:t>
-      </w:r>
-      <w:r>
-        <w:rPr>
-          <w:b/>
-          <w:bCs/>
-        </w:rPr>
-        <w:tab/>
-      </w:r>
-      <w:r>
-        <w:rPr>
-          <w:b/>
-          <w:bCs/>
-        </w:rPr>
-        <w:tab/>
-      </w:r>
-      <w:r>
-        <w:t xml:space="preserve">Sept. 2025 – </w:t>
-      </w:r>
-      <w:r>
-        <w:t>Mar. 2026</w:t>
+        <w:t>An Intent Taxonomy for Including Hyperlinks in Social Media Post</w:t>
+      </w:r>
+      <w:r>
+        <w:rPr>
+          <w:b/>
+          <w:bCs/>
+        </w:rPr>
+        <w:tab/>
+      </w:r>
+      <w:r>
+        <w:rPr>
+          <w:b/>
+          <w:bCs/>
+        </w:rPr>
+        <w:tab/>
+      </w:r>
+      <w:r>
+        <w:t>Sept. 2025 – Mar. 2026</w:t>
       </w:r>
     </w:p>
     <w:p>
@@ -2794,7 +3086,7 @@
           <w:sz w:val="22"/>
           <w:szCs w:val="22"/>
         </w:rPr>
-        <w:t>Investigated many-shot in-context learning for Named Entity Recognition, showing that scaling to hundreds of demonstrations enables LLMs to match or surpass fully supervised BERT models. Further demonstrated that many-shot ICL can serve as an effective data annotation framework, generating high-quality labels that yield significant F1 improvements for low-resource NER when used to fine-tune BERT.</w:t>
+        <w:t>Developed a reader-centered taxonomy of hyperlink intent in social media, combining crowdsourced annotations with LLM refinement. The taxonomy (6 top-level, 26 fine-grained classes) captures diverse communicative purposes and enables intent-aware microblog retrieval, improving content understanding and recommendation.</w:t>
       </w:r>
     </w:p>
     <w:p>
@@ -2819,24 +3111,75 @@
           <w:sz w:val="22"/>
           <w:szCs w:val="22"/>
         </w:rPr>
-        <w:t xml:space="preserve"> Fine-tune BERT, LLM, NER, Many-Short In-Context </w:t>
-      </w:r>
-      <w:proofErr w:type="gramStart"/>
-      <w:r>
-        <w:rPr>
-          <w:sz w:val="22"/>
-          <w:szCs w:val="22"/>
-        </w:rPr>
-        <w:t>Learning(</w:t>
-      </w:r>
-      <w:proofErr w:type="gramEnd"/>
-      <w:r>
-        <w:rPr>
-          <w:sz w:val="22"/>
-          <w:szCs w:val="22"/>
-        </w:rPr>
-        <w:t>ICL)</w:t>
-      </w:r>
+        <w:t xml:space="preserve"> LLM, BM25, Microblog Retrieval</w:t>
+      </w:r>
+    </w:p>
+    <w:p>
+      <w:pPr>
+        <w:ind w:left="-540" w:right="-720"/>
+        <w:rPr>
+          <w:sz w:val="22"/>
+          <w:szCs w:val="22"/>
+        </w:rPr>
+      </w:pPr>
+      <w:r>
+        <w:rPr>
+          <w:b/>
+          <w:bCs/>
+          <w:sz w:val="22"/>
+          <w:szCs w:val="22"/>
+        </w:rPr>
+        <w:lastRenderedPageBreak/>
+        <w:t>Website</w:t>
+      </w:r>
+      <w:r>
+        <w:rPr>
+          <w:sz w:val="22"/>
+          <w:szCs w:val="22"/>
+        </w:rPr>
+        <w:t xml:space="preserve">: </w:t>
+      </w:r>
+      <w:hyperlink r:id="rId11" w:history="1">
+        <w:r>
+          <w:rPr>
+            <w:rStyle w:val="Hyperlink"/>
+            <w:sz w:val="22"/>
+            <w:szCs w:val="22"/>
+          </w:rPr>
+          <w:t>https://sites.google.com/view/dmlab-whytheylink</w:t>
+        </w:r>
+      </w:hyperlink>
+    </w:p>
+    <w:p>
+      <w:pPr>
+        <w:ind w:left="-540" w:right="-720"/>
+      </w:pPr>
+      <w:r>
+        <w:rPr>
+          <w:b/>
+          <w:bCs/>
+          <w:sz w:val="22"/>
+          <w:szCs w:val="22"/>
+        </w:rPr>
+        <w:t>GitHub</w:t>
+      </w:r>
+      <w:r>
+        <w:rPr>
+          <w:sz w:val="22"/>
+          <w:szCs w:val="22"/>
+        </w:rPr>
+        <w:t xml:space="preserve">: </w:t>
+      </w:r>
+      <w:hyperlink r:id="rId12" w:history="1">
+        <w:r>
+          <w:rPr>
+            <w:rStyle w:val="Hyperlink"/>
+            <w:sz w:val="22"/>
+            <w:szCs w:val="22"/>
+          </w:rPr>
+          <w:t>https://github.com/lanfangping/intent-taxonomy-for-hyperlinked-posts</w:t>
+        </w:r>
+      </w:hyperlink>
     </w:p>
     <w:p>
       <w:pPr>
@@ -3053,6 +3396,15 @@
           <w:sz w:val="22"/>
           <w:szCs w:val="22"/>
         </w:rPr>
+        <w:t xml:space="preserve"> </w:t>
+      </w:r>
+      <w:r>
+        <w:rPr>
+          <w:b/>
+          <w:bCs/>
+          <w:sz w:val="22"/>
+          <w:szCs w:val="22"/>
+        </w:rPr>
         <w:t xml:space="preserve">1 - </w:t>
       </w:r>
       <w:r>
@@ -3097,7 +3449,6 @@
           <w:sz w:val="22"/>
           <w:szCs w:val="22"/>
         </w:rPr>
-        <w:lastRenderedPageBreak/>
         <w:t>Website</w:t>
       </w:r>
       <w:r>
@@ -3107,7 +3458,7 @@
         </w:rPr>
         <w:t xml:space="preserve">: </w:t>
       </w:r>
-      <w:hyperlink r:id="rId11" w:history="1">
+      <w:hyperlink r:id="rId13" w:history="1">
         <w:r>
           <w:rPr>
             <w:rStyle w:val="Hyperlink"/>
@@ -3142,7 +3493,7 @@
         </w:rPr>
         <w:t xml:space="preserve">: </w:t>
       </w:r>
-      <w:hyperlink r:id="rId12" w:history="1">
+      <w:hyperlink r:id="rId14" w:history="1">
         <w:r>
           <w:rPr>
             <w:rStyle w:val="Hyperlink"/>
@@ -3218,7 +3569,7 @@
         </w:rPr>
         <w:t xml:space="preserve"> </w:t>
       </w:r>
-      <w:hyperlink r:id="rId13" w:history="1">
+      <w:hyperlink r:id="rId15" w:history="1">
         <w:r>
           <w:rPr>
             <w:rStyle w:val="Hyperlink"/>
@@ -3237,17 +3588,15 @@
           <w:szCs w:val="22"/>
         </w:rPr>
       </w:pPr>
-      <w:proofErr w:type="spellStart"/>
-      <w:r>
-        <w:rPr>
-          <w:b/>
-          <w:bCs/>
-          <w:sz w:val="22"/>
-          <w:szCs w:val="22"/>
-        </w:rPr>
-        <w:t>Github</w:t>
-      </w:r>
-      <w:proofErr w:type="spellEnd"/>
+      <w:r>
+        <w:rPr>
+          <w:b/>
+          <w:bCs/>
+          <w:sz w:val="22"/>
+          <w:szCs w:val="22"/>
+        </w:rPr>
+        <w:t>GitHub</w:t>
+      </w:r>
       <w:r>
         <w:rPr>
           <w:sz w:val="22"/>
@@ -3262,7 +3611,7 @@
         </w:rPr>
         <w:t xml:space="preserve"> </w:t>
       </w:r>
-      <w:hyperlink r:id="rId14" w:history="1">
+      <w:hyperlink r:id="rId16" w:history="1">
         <w:r>
           <w:rPr>
             <w:rStyle w:val="Hyperlink"/>
@@ -3838,7 +4187,7 @@
         </w:rPr>
         <w:t xml:space="preserve"> https://youtu.be/gBE7cOssUbI, </w:t>
       </w:r>
-      <w:hyperlink r:id="rId15" w:history="1">
+      <w:hyperlink r:id="rId17" w:history="1">
         <w:r>
           <w:rPr>
             <w:rStyle w:val="Hyperlink"/>
@@ -3936,6 +4285,7 @@
           <w:sz w:val="22"/>
           <w:szCs w:val="22"/>
         </w:rPr>
+        <w:lastRenderedPageBreak/>
         <w:t>Language:</w:t>
       </w:r>
       <w:r>
@@ -4156,17 +4506,7 @@
     </w:p>
     <w:p>
       <w:pPr>
-        <w:ind w:left="-540" w:right="-720"/>
-        <w:jc w:val="both"/>
-        <w:rPr>
-          <w:sz w:val="22"/>
-          <w:szCs w:val="22"/>
-        </w:rPr>
-      </w:pPr>
-    </w:p>
-    <w:p>
-      <w:pPr>
-        <w:ind w:left="-540" w:right="-720"/>
+        <w:ind w:right="-720"/>
       </w:pPr>
     </w:p>
     <w:p>
@@ -4188,7 +4528,6 @@
           <w:szCs w:val="28"/>
           <w:u w:val="thick"/>
         </w:rPr>
-        <w:lastRenderedPageBreak/>
         <w:t>Teaching</w:t>
       </w:r>
       <w:r>
@@ -4896,7 +5235,7 @@
       </w:r>
     </w:p>
     <w:sectPr>
-      <w:headerReference w:type="default" r:id="rId16"/>
+      <w:headerReference w:type="default" r:id="rId18"/>
       <w:pgSz w:w="12240" w:h="15840"/>
       <w:pgMar w:top="1440" w:right="1440" w:bottom="806" w:left="1440" w:header="720" w:footer="720" w:gutter="0"/>
       <w:cols w:space="720"/>
@@ -4907,7 +5246,7 @@
 </file>
 
 <file path=word/endnotes.xml><?xml version="1.0" encoding="utf-8"?>
-<w:endnotes xmlns:wpc="http://schemas.microsoft.com/office/word/2010/wordprocessingCanvas" xmlns:cx="http://schemas.microsoft.com/office/drawing/2014/chartex" xmlns:cx1="http://schemas.microsoft.com/office/drawing/2015/9/8/chartex" xmlns:cx2="http://schemas.microsoft.com/office/drawing/2015/10/21/chartex" xmlns:cx3="http://schemas.microsoft.com/office/drawing/2016/5/9/chartex" xmlns:cx4="http://schemas.microsoft.com/office/drawing/2016/5/10/chartex" xmlns:cx5="http://schemas.microsoft.com/office/drawing/2016/5/11/chartex" xmlns:cx6="http://schemas.microsoft.com/office/drawing/2016/5/12/chartex" xmlns:cx7="http://schemas.microsoft.com/office/drawing/2016/5/13/chartex" xmlns:cx8="http://schemas.microsoft.com/office/drawing/2016/5/14/chartex" xmlns:mc="http://schemas.openxmlformats.org/markup-compatibility/2006" xmlns:aink="http://schemas.microsoft.com/office/drawing/2016/ink" xmlns:am3d="http://schemas.microsoft.com/office/drawing/2017/model3d" xmlns:o="urn:schemas-microsoft-com:office:office" xmlns:oel="http://schemas.microsoft.com/office/2019/extlst" xmlns:r="http://schemas.openxmlformats.org/officeDocument/2006/relationships" xmlns:m="http://schemas.openxmlformats.org/officeDocument/2006/math" xmlns:v="urn:schemas-microsoft-com:vml" xmlns:wp14="http://schemas.microsoft.com/office/word/2010/wordprocessingDrawing" xmlns:wp="http://schemas.openxmlformats.org/drawingml/2006/wordprocessingDrawing" xmlns:w10="urn:schemas-microsoft-com:office:word" xmlns:w="http://schemas.openxmlformats.org/wordprocessingml/2006/main" xmlns:w14="http://schemas.microsoft.com/office/word/2010/wordml" xmlns:w15="http://schemas.microsoft.com/office/word/2012/wordml" xmlns:w16cex="http://schemas.microsoft.com/office/word/2018/wordml/cex" xmlns:w16cid="http://schemas.microsoft.com/office/word/2016/wordml/cid" xmlns:w16="http://schemas.microsoft.com/office/word/2018/wordml" xmlns:w16du="http://schemas.microsoft.com/office/word/2023/wordml/word16du" xmlns:w16sdtdh="http://schemas.microsoft.com/office/word/2020/wordml/sdtdatahash" xmlns:w16sdtfl="http://schemas.microsoft.com/office/word/2024/wordml/sdtformatlock" xmlns:w16se="http://schemas.microsoft.com/office/word/2015/wordml/symex" xmlns:wpg="http://schemas.microsoft.com/office/word/2010/wordprocessingGroup" xmlns:wpi="http://schemas.microsoft.com/office/word/2010/wordprocessingInk" xmlns:wne="http://schemas.microsoft.com/office/word/2006/wordml" xmlns:wps="http://schemas.microsoft.com/office/word/2010/wordprocessingShape" mc:Ignorable="w14 w15 w16se w16cid w16 w16cex w16sdtdh w16sdtfl w16du wp14">
+<w:endnotes xmlns:wpc="http://schemas.microsoft.com/office/word/2010/wordprocessingCanvas" xmlns:cx="http://schemas.microsoft.com/office/drawing/2014/chartex" xmlns:cx1="http://schemas.microsoft.com/office/drawing/2015/9/8/chartex" xmlns:cx2="http://schemas.microsoft.com/office/drawing/2015/10/21/chartex" xmlns:cx3="http://schemas.microsoft.com/office/drawing/2016/5/9/chartex" xmlns:cx4="http://schemas.microsoft.com/office/drawing/2016/5/10/chartex" xmlns:cx5="http://schemas.microsoft.com/office/drawing/2016/5/11/chartex" xmlns:cx6="http://schemas.microsoft.com/office/drawing/2016/5/12/chartex" xmlns:cx7="http://schemas.microsoft.com/office/drawing/2016/5/13/chartex" xmlns:cx8="http://schemas.microsoft.com/office/drawing/2016/5/14/chartex" xmlns:mc="http://schemas.openxmlformats.org/markup-compatibility/2006" xmlns:m="http://schemas.openxmlformats.org/officeDocument/2006/math" xmlns:aink="http://schemas.microsoft.com/office/drawing/2016/ink" xmlns:am3d="http://schemas.microsoft.com/office/drawing/2017/model3d" xmlns:oel="http://schemas.microsoft.com/office/2019/extlst" xmlns:r="http://schemas.openxmlformats.org/officeDocument/2006/relationships" xmlns:wp14="http://schemas.microsoft.com/office/word/2010/wordprocessingDrawing" xmlns:wp="http://schemas.openxmlformats.org/drawingml/2006/wordprocessingDrawing" xmlns:wpg="http://schemas.microsoft.com/office/word/2010/wordprocessingGroup" xmlns:wpi="http://schemas.microsoft.com/office/word/2010/wordprocessingInk" xmlns:wps="http://schemas.microsoft.com/office/word/2010/wordprocessingShape" xmlns:o="urn:schemas-microsoft-com:office:office" xmlns:v="urn:schemas-microsoft-com:vml" xmlns:w10="urn:schemas-microsoft-com:office:word" xmlns:w="http://schemas.openxmlformats.org/wordprocessingml/2006/main" xmlns:w14="http://schemas.microsoft.com/office/word/2010/wordml" xmlns:w15="http://schemas.microsoft.com/office/word/2012/wordml" xmlns:w16cex="http://schemas.microsoft.com/office/word/2018/wordml/cex" xmlns:w16cid="http://schemas.microsoft.com/office/word/2016/wordml/cid" xmlns:w16="http://schemas.microsoft.com/office/word/2018/wordml" xmlns:w16sdtdh="http://schemas.microsoft.com/office/word/2020/wordml/sdtdatahash" xmlns:w16sdtfl="http://schemas.microsoft.com/office/word/2024/wordml/sdtformatlock" xmlns:w16se="http://schemas.microsoft.com/office/word/2015/wordml/symex" xmlns:w16du="http://schemas.microsoft.com/office/word/2023/wordml/word16du" xmlns:wne="http://schemas.microsoft.com/office/word/2006/wordml" mc:Ignorable="w14 w15 w16se w16cid w16 w16cex w16sdtdh w16sdtfl w16du wp14">
   <w:endnote w:type="separator" w:id="-1">
     <w:p>
       <w:r>
@@ -4926,7 +5265,7 @@
 </file>
 
 <file path=word/footnotes.xml><?xml version="1.0" encoding="utf-8"?>
-<w:footnotes xmlns:wpc="http://schemas.microsoft.com/office/word/2010/wordprocessingCanvas" xmlns:cx="http://schemas.microsoft.com/office/drawing/2014/chartex" xmlns:cx1="http://schemas.microsoft.com/office/drawing/2015/9/8/chartex" xmlns:cx2="http://schemas.microsoft.com/office/drawing/2015/10/21/chartex" xmlns:cx3="http://schemas.microsoft.com/office/drawing/2016/5/9/chartex" xmlns:cx4="http://schemas.microsoft.com/office/drawing/2016/5/10/chartex" xmlns:cx5="http://schemas.microsoft.com/office/drawing/2016/5/11/chartex" xmlns:cx6="http://schemas.microsoft.com/office/drawing/2016/5/12/chartex" xmlns:cx7="http://schemas.microsoft.com/office/drawing/2016/5/13/chartex" xmlns:cx8="http://schemas.microsoft.com/office/drawing/2016/5/14/chartex" xmlns:mc="http://schemas.openxmlformats.org/markup-compatibility/2006" xmlns:aink="http://schemas.microsoft.com/office/drawing/2016/ink" xmlns:am3d="http://schemas.microsoft.com/office/drawing/2017/model3d" xmlns:o="urn:schemas-microsoft-com:office:office" xmlns:oel="http://schemas.microsoft.com/office/2019/extlst" xmlns:r="http://schemas.openxmlformats.org/officeDocument/2006/relationships" xmlns:m="http://schemas.openxmlformats.org/officeDocument/2006/math" xmlns:v="urn:schemas-microsoft-com:vml" xmlns:wp14="http://schemas.microsoft.com/office/word/2010/wordprocessingDrawing" xmlns:wp="http://schemas.openxmlformats.org/drawingml/2006/wordprocessingDrawing" xmlns:w10="urn:schemas-microsoft-com:office:word" xmlns:w="http://schemas.openxmlformats.org/wordprocessingml/2006/main" xmlns:w14="http://schemas.microsoft.com/office/word/2010/wordml" xmlns:w15="http://schemas.microsoft.com/office/word/2012/wordml" xmlns:w16cex="http://schemas.microsoft.com/office/word/2018/wordml/cex" xmlns:w16cid="http://schemas.microsoft.com/office/word/2016/wordml/cid" xmlns:w16="http://schemas.microsoft.com/office/word/2018/wordml" xmlns:w16du="http://schemas.microsoft.com/office/word/2023/wordml/word16du" xmlns:w16sdtdh="http://schemas.microsoft.com/office/word/2020/wordml/sdtdatahash" xmlns:w16sdtfl="http://schemas.microsoft.com/office/word/2024/wordml/sdtformatlock" xmlns:w16se="http://schemas.microsoft.com/office/word/2015/wordml/symex" xmlns:wpg="http://schemas.microsoft.com/office/word/2010/wordprocessingGroup" xmlns:wpi="http://schemas.microsoft.com/office/word/2010/wordprocessingInk" xmlns:wne="http://schemas.microsoft.com/office/word/2006/wordml" xmlns:wps="http://schemas.microsoft.com/office/word/2010/wordprocessingShape" mc:Ignorable="w14 w15 w16se w16cid w16 w16cex w16sdtdh w16sdtfl w16du wp14">
+<w:footnotes xmlns:wpc="http://schemas.microsoft.com/office/word/2010/wordprocessingCanvas" xmlns:cx="http://schemas.microsoft.com/office/drawing/2014/chartex" xmlns:cx1="http://schemas.microsoft.com/office/drawing/2015/9/8/chartex" xmlns:cx2="http://schemas.microsoft.com/office/drawing/2015/10/21/chartex" xmlns:cx3="http://schemas.microsoft.com/office/drawing/2016/5/9/chartex" xmlns:cx4="http://schemas.microsoft.com/office/drawing/2016/5/10/chartex" xmlns:cx5="http://schemas.microsoft.com/office/drawing/2016/5/11/chartex" xmlns:cx6="http://schemas.microsoft.com/office/drawing/2016/5/12/chartex" xmlns:cx7="http://schemas.microsoft.com/office/drawing/2016/5/13/chartex" xmlns:cx8="http://schemas.microsoft.com/office/drawing/2016/5/14/chartex" xmlns:mc="http://schemas.openxmlformats.org/markup-compatibility/2006" xmlns:m="http://schemas.openxmlformats.org/officeDocument/2006/math" xmlns:aink="http://schemas.microsoft.com/office/drawing/2016/ink" xmlns:am3d="http://schemas.microsoft.com/office/drawing/2017/model3d" xmlns:oel="http://schemas.microsoft.com/office/2019/extlst" xmlns:r="http://schemas.openxmlformats.org/officeDocument/2006/relationships" xmlns:wp14="http://schemas.microsoft.com/office/word/2010/wordprocessingDrawing" xmlns:wp="http://schemas.openxmlformats.org/drawingml/2006/wordprocessingDrawing" xmlns:wpg="http://schemas.microsoft.com/office/word/2010/wordprocessingGroup" xmlns:wpi="http://schemas.microsoft.com/office/word/2010/wordprocessingInk" xmlns:wps="http://schemas.microsoft.com/office/word/2010/wordprocessingShape" xmlns:o="urn:schemas-microsoft-com:office:office" xmlns:v="urn:schemas-microsoft-com:vml" xmlns:w10="urn:schemas-microsoft-com:office:word" xmlns:w="http://schemas.openxmlformats.org/wordprocessingml/2006/main" xmlns:w14="http://schemas.microsoft.com/office/word/2010/wordml" xmlns:w15="http://schemas.microsoft.com/office/word/2012/wordml" xmlns:w16cex="http://schemas.microsoft.com/office/word/2018/wordml/cex" xmlns:w16cid="http://schemas.microsoft.com/office/word/2016/wordml/cid" xmlns:w16="http://schemas.microsoft.com/office/word/2018/wordml" xmlns:w16sdtdh="http://schemas.microsoft.com/office/word/2020/wordml/sdtdatahash" xmlns:w16sdtfl="http://schemas.microsoft.com/office/word/2024/wordml/sdtformatlock" xmlns:w16se="http://schemas.microsoft.com/office/word/2015/wordml/symex" xmlns:w16du="http://schemas.microsoft.com/office/word/2023/wordml/word16du" xmlns:wne="http://schemas.microsoft.com/office/word/2006/wordml" mc:Ignorable="w14 w15 w16se w16cid w16 w16cex w16sdtdh w16sdtfl w16du wp14">
   <w:footnote w:type="separator" w:id="-1">
     <w:p>
       <w:r>
@@ -4945,7 +5284,7 @@
 </file>
 
 <file path=word/header1.xml><?xml version="1.0" encoding="utf-8"?>
-<w:hdr xmlns:wpc="http://schemas.microsoft.com/office/word/2010/wordprocessingCanvas" xmlns:cx="http://schemas.microsoft.com/office/drawing/2014/chartex" xmlns:cx1="http://schemas.microsoft.com/office/drawing/2015/9/8/chartex" xmlns:cx2="http://schemas.microsoft.com/office/drawing/2015/10/21/chartex" xmlns:cx3="http://schemas.microsoft.com/office/drawing/2016/5/9/chartex" xmlns:cx4="http://schemas.microsoft.com/office/drawing/2016/5/10/chartex" xmlns:cx5="http://schemas.microsoft.com/office/drawing/2016/5/11/chartex" xmlns:cx6="http://schemas.microsoft.com/office/drawing/2016/5/12/chartex" xmlns:cx7="http://schemas.microsoft.com/office/drawing/2016/5/13/chartex" xmlns:cx8="http://schemas.microsoft.com/office/drawing/2016/5/14/chartex" xmlns:mc="http://schemas.openxmlformats.org/markup-compatibility/2006" xmlns:aink="http://schemas.microsoft.com/office/drawing/2016/ink" xmlns:am3d="http://schemas.microsoft.com/office/drawing/2017/model3d" xmlns:o="urn:schemas-microsoft-com:office:office" xmlns:oel="http://schemas.microsoft.com/office/2019/extlst" xmlns:r="http://schemas.openxmlformats.org/officeDocument/2006/relationships" xmlns:m="http://schemas.openxmlformats.org/officeDocument/2006/math" xmlns:v="urn:schemas-microsoft-com:vml" xmlns:wp14="http://schemas.microsoft.com/office/word/2010/wordprocessingDrawing" xmlns:wp="http://schemas.openxmlformats.org/drawingml/2006/wordprocessingDrawing" xmlns:w10="urn:schemas-microsoft-com:office:word" xmlns:w="http://schemas.openxmlformats.org/wordprocessingml/2006/main" xmlns:w14="http://schemas.microsoft.com/office/word/2010/wordml" xmlns:w15="http://schemas.microsoft.com/office/word/2012/wordml" xmlns:w16cex="http://schemas.microsoft.com/office/word/2018/wordml/cex" xmlns:w16cid="http://schemas.microsoft.com/office/word/2016/wordml/cid" xmlns:w16="http://schemas.microsoft.com/office/word/2018/wordml" xmlns:w16du="http://schemas.microsoft.com/office/word/2023/wordml/word16du" xmlns:w16sdtdh="http://schemas.microsoft.com/office/word/2020/wordml/sdtdatahash" xmlns:w16sdtfl="http://schemas.microsoft.com/office/word/2024/wordml/sdtformatlock" xmlns:w16se="http://schemas.microsoft.com/office/word/2015/wordml/symex" xmlns:wpg="http://schemas.microsoft.com/office/word/2010/wordprocessingGroup" xmlns:wpi="http://schemas.microsoft.com/office/word/2010/wordprocessingInk" xmlns:wne="http://schemas.microsoft.com/office/word/2006/wordml" xmlns:wps="http://schemas.microsoft.com/office/word/2010/wordprocessingShape" mc:Ignorable="w14 w15 w16se w16cid w16 w16cex w16sdtdh w16sdtfl w16du wp14">
+<w:hdr xmlns:wpc="http://schemas.microsoft.com/office/word/2010/wordprocessingCanvas" xmlns:cx="http://schemas.microsoft.com/office/drawing/2014/chartex" xmlns:cx1="http://schemas.microsoft.com/office/drawing/2015/9/8/chartex" xmlns:cx2="http://schemas.microsoft.com/office/drawing/2015/10/21/chartex" xmlns:cx3="http://schemas.microsoft.com/office/drawing/2016/5/9/chartex" xmlns:cx4="http://schemas.microsoft.com/office/drawing/2016/5/10/chartex" xmlns:cx5="http://schemas.microsoft.com/office/drawing/2016/5/11/chartex" xmlns:cx6="http://schemas.microsoft.com/office/drawing/2016/5/12/chartex" xmlns:cx7="http://schemas.microsoft.com/office/drawing/2016/5/13/chartex" xmlns:cx8="http://schemas.microsoft.com/office/drawing/2016/5/14/chartex" xmlns:mc="http://schemas.openxmlformats.org/markup-compatibility/2006" xmlns:m="http://schemas.openxmlformats.org/officeDocument/2006/math" xmlns:aink="http://schemas.microsoft.com/office/drawing/2016/ink" xmlns:am3d="http://schemas.microsoft.com/office/drawing/2017/model3d" xmlns:oel="http://schemas.microsoft.com/office/2019/extlst" xmlns:r="http://schemas.openxmlformats.org/officeDocument/2006/relationships" xmlns:wp14="http://schemas.microsoft.com/office/word/2010/wordprocessingDrawing" xmlns:wp="http://schemas.openxmlformats.org/drawingml/2006/wordprocessingDrawing" xmlns:wpg="http://schemas.microsoft.com/office/word/2010/wordprocessingGroup" xmlns:wpi="http://schemas.microsoft.com/office/word/2010/wordprocessingInk" xmlns:wps="http://schemas.microsoft.com/office/word/2010/wordprocessingShape" xmlns:o="urn:schemas-microsoft-com:office:office" xmlns:v="urn:schemas-microsoft-com:vml" xmlns:w10="urn:schemas-microsoft-com:office:word" xmlns:w="http://schemas.openxmlformats.org/wordprocessingml/2006/main" xmlns:w14="http://schemas.microsoft.com/office/word/2010/wordml" xmlns:w15="http://schemas.microsoft.com/office/word/2012/wordml" xmlns:w16cex="http://schemas.microsoft.com/office/word/2018/wordml/cex" xmlns:w16cid="http://schemas.microsoft.com/office/word/2016/wordml/cid" xmlns:w16="http://schemas.microsoft.com/office/word/2018/wordml" xmlns:w16sdtdh="http://schemas.microsoft.com/office/word/2020/wordml/sdtdatahash" xmlns:w16sdtfl="http://schemas.microsoft.com/office/word/2024/wordml/sdtformatlock" xmlns:w16se="http://schemas.microsoft.com/office/word/2015/wordml/symex" xmlns:w16du="http://schemas.microsoft.com/office/word/2023/wordml/word16du" xmlns:wne="http://schemas.microsoft.com/office/word/2006/wordml" mc:Ignorable="w14 w15 w16se w16cid w16 w16cex w16sdtdh w16sdtfl w16du wp14">
   <w:p>
     <w:pPr>
       <w:pStyle w:val="Header"/>
@@ -5174,7 +5513,7 @@
 </file>
 
 <file path=word/numbering.xml><?xml version="1.0" encoding="utf-8"?>
-<w:numbering xmlns:wpc="http://schemas.microsoft.com/office/word/2010/wordprocessingCanvas" xmlns:cx="http://schemas.microsoft.com/office/drawing/2014/chartex" xmlns:cx1="http://schemas.microsoft.com/office/drawing/2015/9/8/chartex" xmlns:cx2="http://schemas.microsoft.com/office/drawing/2015/10/21/chartex" xmlns:cx3="http://schemas.microsoft.com/office/drawing/2016/5/9/chartex" xmlns:cx4="http://schemas.microsoft.com/office/drawing/2016/5/10/chartex" xmlns:cx5="http://schemas.microsoft.com/office/drawing/2016/5/11/chartex" xmlns:cx6="http://schemas.microsoft.com/office/drawing/2016/5/12/chartex" xmlns:cx7="http://schemas.microsoft.com/office/drawing/2016/5/13/chartex" xmlns:cx8="http://schemas.microsoft.com/office/drawing/2016/5/14/chartex" xmlns:mc="http://schemas.openxmlformats.org/markup-compatibility/2006" xmlns:aink="http://schemas.microsoft.com/office/drawing/2016/ink" xmlns:am3d="http://schemas.microsoft.com/office/drawing/2017/model3d" xmlns:o="urn:schemas-microsoft-com:office:office" xmlns:oel="http://schemas.microsoft.com/office/2019/extlst" xmlns:r="http://schemas.openxmlformats.org/officeDocument/2006/relationships" xmlns:m="http://schemas.openxmlformats.org/officeDocument/2006/math" xmlns:v="urn:schemas-microsoft-com:vml" xmlns:wp14="http://schemas.microsoft.com/office/word/2010/wordprocessingDrawing" xmlns:wp="http://schemas.openxmlformats.org/drawingml/2006/wordprocessingDrawing" xmlns:w10="urn:schemas-microsoft-com:office:word" xmlns:w="http://schemas.openxmlformats.org/wordprocessingml/2006/main" xmlns:w14="http://schemas.microsoft.com/office/word/2010/wordml" xmlns:w15="http://schemas.microsoft.com/office/word/2012/wordml" xmlns:w16cex="http://schemas.microsoft.com/office/word/2018/wordml/cex" xmlns:w16cid="http://schemas.microsoft.com/office/word/2016/wordml/cid" xmlns:w16="http://schemas.microsoft.com/office/word/2018/wordml" xmlns:w16du="http://schemas.microsoft.com/office/word/2023/wordml/word16du" xmlns:w16sdtdh="http://schemas.microsoft.com/office/word/2020/wordml/sdtdatahash" xmlns:w16sdtfl="http://schemas.microsoft.com/office/word/2024/wordml/sdtformatlock" xmlns:w16se="http://schemas.microsoft.com/office/word/2015/wordml/symex" xmlns:wpg="http://schemas.microsoft.com/office/word/2010/wordprocessingGroup" xmlns:wpi="http://schemas.microsoft.com/office/word/2010/wordprocessingInk" xmlns:wne="http://schemas.microsoft.com/office/word/2006/wordml" xmlns:wps="http://schemas.microsoft.com/office/word/2010/wordprocessingShape" mc:Ignorable="w14 w15 w16se w16cid w16 w16cex w16sdtdh w16sdtfl w16du wp14">
+<w:numbering xmlns:wpc="http://schemas.microsoft.com/office/word/2010/wordprocessingCanvas" xmlns:cx="http://schemas.microsoft.com/office/drawing/2014/chartex" xmlns:cx1="http://schemas.microsoft.com/office/drawing/2015/9/8/chartex" xmlns:cx2="http://schemas.microsoft.com/office/drawing/2015/10/21/chartex" xmlns:cx3="http://schemas.microsoft.com/office/drawing/2016/5/9/chartex" xmlns:cx4="http://schemas.microsoft.com/office/drawing/2016/5/10/chartex" xmlns:cx5="http://schemas.microsoft.com/office/drawing/2016/5/11/chartex" xmlns:cx6="http://schemas.microsoft.com/office/drawing/2016/5/12/chartex" xmlns:cx7="http://schemas.microsoft.com/office/drawing/2016/5/13/chartex" xmlns:cx8="http://schemas.microsoft.com/office/drawing/2016/5/14/chartex" xmlns:mc="http://schemas.openxmlformats.org/markup-compatibility/2006" xmlns:m="http://schemas.openxmlformats.org/officeDocument/2006/math" xmlns:aink="http://schemas.microsoft.com/office/drawing/2016/ink" xmlns:am3d="http://schemas.microsoft.com/office/drawing/2017/model3d" xmlns:oel="http://schemas.microsoft.com/office/2019/extlst" xmlns:r="http://schemas.openxmlformats.org/officeDocument/2006/relationships" xmlns:wp14="http://schemas.microsoft.com/office/word/2010/wordprocessingDrawing" xmlns:wp="http://schemas.openxmlformats.org/drawingml/2006/wordprocessingDrawing" xmlns:wpg="http://schemas.microsoft.com/office/word/2010/wordprocessingGroup" xmlns:wpi="http://schemas.microsoft.com/office/word/2010/wordprocessingInk" xmlns:wps="http://schemas.microsoft.com/office/word/2010/wordprocessingShape" xmlns:o="urn:schemas-microsoft-com:office:office" xmlns:v="urn:schemas-microsoft-com:vml" xmlns:w10="urn:schemas-microsoft-com:office:word" xmlns:w="http://schemas.openxmlformats.org/wordprocessingml/2006/main" xmlns:w14="http://schemas.microsoft.com/office/word/2010/wordml" xmlns:w15="http://schemas.microsoft.com/office/word/2012/wordml" xmlns:w16cex="http://schemas.microsoft.com/office/word/2018/wordml/cex" xmlns:w16cid="http://schemas.microsoft.com/office/word/2016/wordml/cid" xmlns:w16="http://schemas.microsoft.com/office/word/2018/wordml" xmlns:w16sdtdh="http://schemas.microsoft.com/office/word/2020/wordml/sdtdatahash" xmlns:w16sdtfl="http://schemas.microsoft.com/office/word/2024/wordml/sdtformatlock" xmlns:w16se="http://schemas.microsoft.com/office/word/2015/wordml/symex" xmlns:w16du="http://schemas.microsoft.com/office/word/2023/wordml/word16du" xmlns:wne="http://schemas.microsoft.com/office/word/2006/wordml" mc:Ignorable="w14 w15 w16se w16cid w16 w16cex w16sdtdh w16sdtfl w16du wp14">
   <w:abstractNum w:abstractNumId="0" w15:restartNumberingAfterBreak="0">
     <w:nsid w:val="2C474852"/>
     <w:multiLevelType w:val="hybridMultilevel"/>
@@ -5875,7 +6214,7 @@
 </file>
 
 <file path=word/styles.xml><?xml version="1.0" encoding="utf-8"?>
-<w:styles xmlns:mc="http://schemas.openxmlformats.org/markup-compatibility/2006" xmlns:r="http://schemas.openxmlformats.org/officeDocument/2006/relationships" xmlns:w="http://schemas.openxmlformats.org/wordprocessingml/2006/main" xmlns:w14="http://schemas.microsoft.com/office/word/2010/wordml" xmlns:w15="http://schemas.microsoft.com/office/word/2012/wordml" xmlns:w16cex="http://schemas.microsoft.com/office/word/2018/wordml/cex" xmlns:w16cid="http://schemas.microsoft.com/office/word/2016/wordml/cid" xmlns:w16="http://schemas.microsoft.com/office/word/2018/wordml" xmlns:w16du="http://schemas.microsoft.com/office/word/2023/wordml/word16du" xmlns:w16sdtdh="http://schemas.microsoft.com/office/word/2020/wordml/sdtdatahash" xmlns:w16sdtfl="http://schemas.microsoft.com/office/word/2024/wordml/sdtformatlock" xmlns:w16se="http://schemas.microsoft.com/office/word/2015/wordml/symex" mc:Ignorable="w14 w15 w16se w16cid w16 w16cex w16sdtdh w16sdtfl w16du">
+<w:styles xmlns:mc="http://schemas.openxmlformats.org/markup-compatibility/2006" xmlns:r="http://schemas.openxmlformats.org/officeDocument/2006/relationships" xmlns:w="http://schemas.openxmlformats.org/wordprocessingml/2006/main" xmlns:w14="http://schemas.microsoft.com/office/word/2010/wordml" xmlns:w15="http://schemas.microsoft.com/office/word/2012/wordml" xmlns:w16cex="http://schemas.microsoft.com/office/word/2018/wordml/cex" xmlns:w16cid="http://schemas.microsoft.com/office/word/2016/wordml/cid" xmlns:w16="http://schemas.microsoft.com/office/word/2018/wordml" xmlns:w16sdtdh="http://schemas.microsoft.com/office/word/2020/wordml/sdtdatahash" xmlns:w16sdtfl="http://schemas.microsoft.com/office/word/2024/wordml/sdtformatlock" xmlns:w16se="http://schemas.microsoft.com/office/word/2015/wordml/symex" xmlns:w16du="http://schemas.microsoft.com/office/word/2023/wordml/word16du" mc:Ignorable="w14 w15 w16se w16cid w16 w16cex w16sdtdh w16sdtfl w16du">
   <w:docDefaults>
     <w:rPrDefault>
       <w:rPr>
